--- a/交付成果/第4轮朗读优化版/朗读优化8周版/读书会02_慈心禅修习_8周资料包（朗读优化版）/Word版/第5周_慈心的扩展-破除界限与十方遍满（含慈心禅那）_主持人版.docx
+++ b/交付成果/第4轮朗读优化版/朗读优化8周版/读书会02_慈心禅修习_8周资料包（朗读优化版）/Word版/第5周_慈心的扩展-破除界限与十方遍满（含慈心禅那）_主持人版.docx
@@ -4,59 +4,79 @@
   <w:body>
     <w:p>
       <w:pPr>
-        <w:spacing w:before="160" w:after="80"/>
+        <w:jc w:val="right"/>
       </w:pPr>
       <w:r>
         <w:rPr>
-          <w:rFonts w:ascii="Microsoft YaHei" w:hAnsi="Microsoft YaHei" w:eastAsia="Microsoft YaHei"/>
-          <w:b/>
-          <w:color w:val="1F3864"/>
-          <w:sz w:val="34"/>
+          <w:color w:val="888888"/>
+          <w:sz w:val="16"/>
         </w:rPr>
-        <w:t>第5周：慈心的扩展、破除界限与十方遍满（含慈心禅那）（主持人版）</w:t>
+        <w:t>📅 最近更新：2026-09-13 19:10　|　第二版修订：六环节120分钟口径（静心10／共读25／分享20／讨论35／禅修15／收尾15）；共读原文标注「本周朗读段」；补心理安全三约定与禅修禁忌；静心增破冰、讨论增分层追问</w:t>
       </w:r>
     </w:p>
     <w:p>
       <w:pPr>
-        <w:spacing w:before="40" w:after="80"/>
-        <w:ind w:left="283"/>
-        <w:shd w:val="clear" w:color="auto" w:fill="EEF2F8"/>
-        <w:pBdr>
-          <w:left w:val="single" w:sz="20" w:space="6" w:color="1F3864"/>
-        </w:pBdr>
+        <w:jc w:val="right"/>
       </w:pPr>
       <w:r>
         <w:rPr>
-          <w:sz w:val="20"/>
+          <w:color w:val="888888"/>
+          <w:sz w:val="16"/>
+        </w:rPr>
+        <w:t>📅 最近更新：2026-09-09 19:00　|　v2.0 第二轮审核修订：周标题对齐确定稿、144处临时链接改为media_id出处标注、引用核查、查重边界、格式统一</w:t>
+      </w:r>
+    </w:p>
+    <w:p>
+      <w:pPr>
+        <w:jc w:val="center"/>
+      </w:pPr>
+      <w:r>
+        <w:rPr>
+          <w:b/>
+          <w:color w:val="1F3864"/>
+          <w:sz w:val="36"/>
+        </w:rPr>
+        <w:t>第5周：慈心的扩展、破除界限与十方遍满（含慈心禅那）</w:t>
+      </w:r>
+    </w:p>
+    <w:p>
+      <w:pPr>
+        <w:ind w:left="170"/>
+        <w:pBdr>
+          <w:left w:val="single" w:sz="18" w:space="4" w:color="1F3864"/>
+        </w:pBdr>
+        <w:shd w:val="clear" w:fill="F2F5FA"/>
+      </w:pPr>
+      <w:r>
+        <w:rPr>
+          <w:b w:val="0"/>
         </w:rPr>
         <w:t xml:space="preserve">⭐ </w:t>
       </w:r>
       <w:r>
         <w:rPr>
           <w:b/>
-          <w:sz w:val="20"/>
         </w:rPr>
         <w:t>本讲主持人速览</w:t>
       </w:r>
       <w:r>
         <w:rPr>
-          <w:sz w:val="20"/>
+          <w:b w:val="0"/>
         </w:rPr>
         <w:t>（新主持人必读，2分钟看完）</w:t>
       </w:r>
     </w:p>
     <w:p>
       <w:pPr>
-        <w:spacing w:before="40" w:after="80"/>
-        <w:ind w:left="283"/>
-        <w:shd w:val="clear" w:color="auto" w:fill="EEF2F8"/>
+        <w:ind w:left="170"/>
         <w:pBdr>
-          <w:left w:val="single" w:sz="20" w:space="6" w:color="1F3864"/>
+          <w:left w:val="single" w:sz="18" w:space="4" w:color="1F3864"/>
         </w:pBdr>
+        <w:shd w:val="clear" w:fill="F2F5FA"/>
       </w:pPr>
       <w:r>
         <w:rPr>
-          <w:sz w:val="20"/>
+          <w:b w:val="0"/>
         </w:rPr>
         <w:t>你不是老师，是"共学同行者"。你不需要懂慈心禅，只需要按流程走。</w:t>
       </w:r>
@@ -65,7 +85,6 @@
       <w:tblPr>
         <w:tblStyle w:val="TableGrid"/>
         <w:tblW w:type="auto" w:w="0"/>
-        <w:jc w:val="center"/>
         <w:tblLook w:firstColumn="1" w:firstRow="1" w:lastColumn="0" w:lastRow="0" w:noHBand="0" w:noVBand="1" w:val="04A0"/>
       </w:tblPr>
       <w:tblGrid>
@@ -78,17 +97,20 @@
         <w:tc>
           <w:tcPr>
             <w:tcW w:type="dxa" w:w="2409"/>
-            <w:shd w:val="clear" w:color="auto" w:fill="1F3864"/>
+            <w:shd w:val="clear" w:fill="1F3864"/>
           </w:tcPr>
           <w:p>
-            <w:pPr>
-              <w:spacing w:after="20"/>
-            </w:pPr>
             <w:r>
               <w:rPr>
-                <w:b/>
                 <w:color w:val="FFFFFF"/>
-                <w:sz w:val="19"/>
+                <w:sz w:val="18"/>
+              </w:rPr>
+            </w:r>
+            <w:r>
+              <w:rPr>
+                <w:b w:val="0"/>
+                <w:color w:val="FFFFFF"/>
+                <w:sz w:val="18"/>
               </w:rPr>
               <w:t>环节</w:t>
             </w:r>
@@ -97,17 +119,20 @@
         <w:tc>
           <w:tcPr>
             <w:tcW w:type="dxa" w:w="2409"/>
-            <w:shd w:val="clear" w:color="auto" w:fill="1F3864"/>
+            <w:shd w:val="clear" w:fill="1F3864"/>
           </w:tcPr>
           <w:p>
-            <w:pPr>
-              <w:spacing w:after="20"/>
-            </w:pPr>
             <w:r>
               <w:rPr>
-                <w:b/>
                 <w:color w:val="FFFFFF"/>
-                <w:sz w:val="19"/>
+                <w:sz w:val="18"/>
+              </w:rPr>
+            </w:r>
+            <w:r>
+              <w:rPr>
+                <w:b w:val="0"/>
+                <w:color w:val="FFFFFF"/>
+                <w:sz w:val="18"/>
               </w:rPr>
               <w:t>标准时长</w:t>
             </w:r>
@@ -116,17 +141,20 @@
         <w:tc>
           <w:tcPr>
             <w:tcW w:type="dxa" w:w="2409"/>
-            <w:shd w:val="clear" w:color="auto" w:fill="1F3864"/>
+            <w:shd w:val="clear" w:fill="1F3864"/>
           </w:tcPr>
           <w:p>
-            <w:pPr>
-              <w:spacing w:after="20"/>
-            </w:pPr>
             <w:r>
               <w:rPr>
-                <w:b/>
                 <w:color w:val="FFFFFF"/>
-                <w:sz w:val="19"/>
+                <w:sz w:val="18"/>
+              </w:rPr>
+            </w:r>
+            <w:r>
+              <w:rPr>
+                <w:b w:val="0"/>
+                <w:color w:val="FFFFFF"/>
+                <w:sz w:val="18"/>
               </w:rPr>
               <w:t>⏱ 时间不够→</w:t>
             </w:r>
@@ -135,17 +163,20 @@
         <w:tc>
           <w:tcPr>
             <w:tcW w:type="dxa" w:w="2409"/>
-            <w:shd w:val="clear" w:color="auto" w:fill="1F3864"/>
+            <w:shd w:val="clear" w:fill="1F3864"/>
           </w:tcPr>
           <w:p>
-            <w:pPr>
-              <w:spacing w:after="20"/>
-            </w:pPr>
             <w:r>
               <w:rPr>
-                <w:b/>
                 <w:color w:val="FFFFFF"/>
-                <w:sz w:val="19"/>
+                <w:sz w:val="18"/>
+              </w:rPr>
+            </w:r>
+            <w:r>
+              <w:rPr>
+                <w:b w:val="0"/>
+                <w:color w:val="FFFFFF"/>
+                <w:sz w:val="18"/>
               </w:rPr>
               <w:t>⏱ 时间富余→</w:t>
             </w:r>
@@ -158,12 +189,15 @@
             <w:tcW w:type="dxa" w:w="2409"/>
           </w:tcPr>
           <w:p>
-            <w:pPr>
-              <w:spacing w:after="20"/>
-            </w:pPr>
             <w:r>
               <w:rPr>
-                <w:sz w:val="19"/>
+                <w:sz w:val="18"/>
+              </w:rPr>
+            </w:r>
+            <w:r>
+              <w:rPr>
+                <w:b w:val="0"/>
+                <w:sz w:val="18"/>
               </w:rPr>
               <w:t>🧘 静心开场</w:t>
             </w:r>
@@ -174,12 +208,15 @@
             <w:tcW w:type="dxa" w:w="2409"/>
           </w:tcPr>
           <w:p>
-            <w:pPr>
-              <w:spacing w:after="20"/>
-            </w:pPr>
             <w:r>
               <w:rPr>
-                <w:sz w:val="19"/>
+                <w:sz w:val="18"/>
+              </w:rPr>
+            </w:r>
+            <w:r>
+              <w:rPr>
+                <w:b w:val="0"/>
+                <w:sz w:val="18"/>
               </w:rPr>
               <w:t>10 min</w:t>
             </w:r>
@@ -190,12 +227,15 @@
             <w:tcW w:type="dxa" w:w="2409"/>
           </w:tcPr>
           <w:p>
-            <w:pPr>
-              <w:spacing w:after="20"/>
-            </w:pPr>
             <w:r>
               <w:rPr>
-                <w:sz w:val="19"/>
+                <w:sz w:val="18"/>
+              </w:rPr>
+            </w:r>
+            <w:r>
+              <w:rPr>
+                <w:b w:val="0"/>
+                <w:sz w:val="18"/>
               </w:rPr>
               <w:t>缩至5 min</w:t>
             </w:r>
@@ -206,12 +246,15 @@
             <w:tcW w:type="dxa" w:w="2409"/>
           </w:tcPr>
           <w:p>
-            <w:pPr>
-              <w:spacing w:after="20"/>
-            </w:pPr>
             <w:r>
               <w:rPr>
-                <w:sz w:val="19"/>
+                <w:sz w:val="18"/>
+              </w:rPr>
+            </w:r>
+            <w:r>
+              <w:rPr>
+                <w:b w:val="0"/>
+                <w:sz w:val="18"/>
               </w:rPr>
               <w:t>加2分钟静坐</w:t>
             </w:r>
@@ -222,15 +265,18 @@
         <w:tc>
           <w:tcPr>
             <w:tcW w:type="dxa" w:w="2409"/>
-            <w:shd w:val="clear" w:color="auto" w:fill="F2F2F2"/>
+            <w:shd w:val="clear" w:fill="F2F5FA"/>
           </w:tcPr>
           <w:p>
-            <w:pPr>
-              <w:spacing w:after="20"/>
-            </w:pPr>
             <w:r>
               <w:rPr>
-                <w:sz w:val="19"/>
+                <w:sz w:val="18"/>
+              </w:rPr>
+            </w:r>
+            <w:r>
+              <w:rPr>
+                <w:b w:val="0"/>
+                <w:sz w:val="18"/>
               </w:rPr>
               <w:t>📖 共读原文</w:t>
             </w:r>
@@ -239,15 +285,18 @@
         <w:tc>
           <w:tcPr>
             <w:tcW w:type="dxa" w:w="2409"/>
-            <w:shd w:val="clear" w:color="auto" w:fill="F2F2F2"/>
+            <w:shd w:val="clear" w:fill="F2F5FA"/>
           </w:tcPr>
           <w:p>
-            <w:pPr>
-              <w:spacing w:after="20"/>
-            </w:pPr>
             <w:r>
               <w:rPr>
-                <w:sz w:val="19"/>
+                <w:sz w:val="18"/>
+              </w:rPr>
+            </w:r>
+            <w:r>
+              <w:rPr>
+                <w:b w:val="0"/>
+                <w:sz w:val="18"/>
               </w:rPr>
               <w:t>25 min</w:t>
             </w:r>
@@ -256,15 +305,18 @@
         <w:tc>
           <w:tcPr>
             <w:tcW w:type="dxa" w:w="2409"/>
-            <w:shd w:val="clear" w:color="auto" w:fill="F2F2F2"/>
+            <w:shd w:val="clear" w:fill="F2F5FA"/>
           </w:tcPr>
           <w:p>
-            <w:pPr>
-              <w:spacing w:after="20"/>
-            </w:pPr>
             <w:r>
               <w:rPr>
-                <w:sz w:val="19"/>
+                <w:sz w:val="18"/>
+              </w:rPr>
+            </w:r>
+            <w:r>
+              <w:rPr>
+                <w:b w:val="0"/>
+                <w:sz w:val="18"/>
               </w:rPr>
               <w:t>只读★核心段（约15 min）</w:t>
             </w:r>
@@ -273,15 +325,18 @@
         <w:tc>
           <w:tcPr>
             <w:tcW w:type="dxa" w:w="2409"/>
-            <w:shd w:val="clear" w:color="auto" w:fill="F2F2F2"/>
+            <w:shd w:val="clear" w:fill="F2F5FA"/>
           </w:tcPr>
           <w:p>
-            <w:pPr>
-              <w:spacing w:after="20"/>
-            </w:pPr>
             <w:r>
               <w:rPr>
-                <w:sz w:val="19"/>
+                <w:sz w:val="18"/>
+              </w:rPr>
+            </w:r>
+            <w:r>
+              <w:rPr>
+                <w:b w:val="0"/>
+                <w:sz w:val="18"/>
               </w:rPr>
               <w:t>加读扩展段落（约40 min）</w:t>
             </w:r>
@@ -294,12 +349,15 @@
             <w:tcW w:type="dxa" w:w="2409"/>
           </w:tcPr>
           <w:p>
-            <w:pPr>
-              <w:spacing w:after="20"/>
-            </w:pPr>
             <w:r>
               <w:rPr>
-                <w:sz w:val="19"/>
+                <w:sz w:val="18"/>
+              </w:rPr>
+            </w:r>
+            <w:r>
+              <w:rPr>
+                <w:b w:val="0"/>
+                <w:sz w:val="18"/>
               </w:rPr>
               <w:t>💬 第一轮分享</w:t>
             </w:r>
@@ -310,12 +368,15 @@
             <w:tcW w:type="dxa" w:w="2409"/>
           </w:tcPr>
           <w:p>
-            <w:pPr>
-              <w:spacing w:after="20"/>
-            </w:pPr>
             <w:r>
               <w:rPr>
-                <w:sz w:val="19"/>
+                <w:sz w:val="18"/>
+              </w:rPr>
+            </w:r>
+            <w:r>
+              <w:rPr>
+                <w:b w:val="0"/>
+                <w:sz w:val="18"/>
               </w:rPr>
               <w:t>20 min</w:t>
             </w:r>
@@ -326,12 +387,15 @@
             <w:tcW w:type="dxa" w:w="2409"/>
           </w:tcPr>
           <w:p>
-            <w:pPr>
-              <w:spacing w:after="20"/>
-            </w:pPr>
             <w:r>
               <w:rPr>
-                <w:sz w:val="19"/>
+                <w:sz w:val="18"/>
+              </w:rPr>
+            </w:r>
+            <w:r>
+              <w:rPr>
+                <w:b w:val="0"/>
+                <w:sz w:val="18"/>
               </w:rPr>
               <w:t>每人1句话（约15 min）</w:t>
             </w:r>
@@ -342,12 +406,15 @@
             <w:tcW w:type="dxa" w:w="2409"/>
           </w:tcPr>
           <w:p>
-            <w:pPr>
-              <w:spacing w:after="20"/>
-            </w:pPr>
             <w:r>
               <w:rPr>
-                <w:sz w:val="19"/>
+                <w:sz w:val="18"/>
+              </w:rPr>
+            </w:r>
+            <w:r>
+              <w:rPr>
+                <w:b w:val="0"/>
+                <w:sz w:val="18"/>
               </w:rPr>
               <w:t>每人3分钟（约30 min）</w:t>
             </w:r>
@@ -358,15 +425,18 @@
         <w:tc>
           <w:tcPr>
             <w:tcW w:type="dxa" w:w="2409"/>
-            <w:shd w:val="clear" w:color="auto" w:fill="F2F2F2"/>
+            <w:shd w:val="clear" w:fill="F2F5FA"/>
           </w:tcPr>
           <w:p>
-            <w:pPr>
-              <w:spacing w:after="20"/>
-            </w:pPr>
             <w:r>
               <w:rPr>
-                <w:sz w:val="19"/>
+                <w:sz w:val="18"/>
+              </w:rPr>
+            </w:r>
+            <w:r>
+              <w:rPr>
+                <w:b w:val="0"/>
+                <w:sz w:val="18"/>
               </w:rPr>
               <w:t>🎯 主题讨论</w:t>
             </w:r>
@@ -375,15 +445,18 @@
         <w:tc>
           <w:tcPr>
             <w:tcW w:type="dxa" w:w="2409"/>
-            <w:shd w:val="clear" w:color="auto" w:fill="F2F2F2"/>
+            <w:shd w:val="clear" w:fill="F2F5FA"/>
           </w:tcPr>
           <w:p>
-            <w:pPr>
-              <w:spacing w:after="20"/>
-            </w:pPr>
             <w:r>
               <w:rPr>
-                <w:sz w:val="19"/>
+                <w:sz w:val="18"/>
+              </w:rPr>
+            </w:r>
+            <w:r>
+              <w:rPr>
+                <w:b w:val="0"/>
+                <w:sz w:val="18"/>
               </w:rPr>
               <w:t>35 min</w:t>
             </w:r>
@@ -392,15 +465,18 @@
         <w:tc>
           <w:tcPr>
             <w:tcW w:type="dxa" w:w="2409"/>
-            <w:shd w:val="clear" w:color="auto" w:fill="F2F2F2"/>
+            <w:shd w:val="clear" w:fill="F2F5FA"/>
           </w:tcPr>
           <w:p>
-            <w:pPr>
-              <w:spacing w:after="20"/>
-            </w:pPr>
             <w:r>
               <w:rPr>
-                <w:sz w:val="19"/>
+                <w:sz w:val="18"/>
+              </w:rPr>
+            </w:r>
+            <w:r>
+              <w:rPr>
+                <w:b w:val="0"/>
+                <w:sz w:val="18"/>
               </w:rPr>
               <w:t>只讨论问题①（约20 min）</w:t>
             </w:r>
@@ -409,15 +485,18 @@
         <w:tc>
           <w:tcPr>
             <w:tcW w:type="dxa" w:w="2409"/>
-            <w:shd w:val="clear" w:color="auto" w:fill="F2F2F2"/>
+            <w:shd w:val="clear" w:fill="F2F5FA"/>
           </w:tcPr>
           <w:p>
-            <w:pPr>
-              <w:spacing w:after="20"/>
-            </w:pPr>
             <w:r>
               <w:rPr>
-                <w:sz w:val="19"/>
+                <w:sz w:val="18"/>
+              </w:rPr>
+            </w:r>
+            <w:r>
+              <w:rPr>
+                <w:b w:val="0"/>
+                <w:sz w:val="18"/>
               </w:rPr>
               <w:t>讨论全部问题+扩展（约45 min）</w:t>
             </w:r>
@@ -430,12 +509,15 @@
             <w:tcW w:type="dxa" w:w="2409"/>
           </w:tcPr>
           <w:p>
-            <w:pPr>
-              <w:spacing w:after="20"/>
-            </w:pPr>
             <w:r>
               <w:rPr>
-                <w:sz w:val="19"/>
+                <w:sz w:val="18"/>
+              </w:rPr>
+            </w:r>
+            <w:r>
+              <w:rPr>
+                <w:b w:val="0"/>
+                <w:sz w:val="18"/>
               </w:rPr>
               <w:t>🧘 慈心遍满练习</w:t>
             </w:r>
@@ -446,12 +528,15 @@
             <w:tcW w:type="dxa" w:w="2409"/>
           </w:tcPr>
           <w:p>
-            <w:pPr>
-              <w:spacing w:after="20"/>
-            </w:pPr>
             <w:r>
               <w:rPr>
-                <w:sz w:val="19"/>
+                <w:sz w:val="18"/>
+              </w:rPr>
+            </w:r>
+            <w:r>
+              <w:rPr>
+                <w:b w:val="0"/>
+                <w:sz w:val="18"/>
               </w:rPr>
               <w:t>15 min</w:t>
             </w:r>
@@ -462,12 +547,15 @@
             <w:tcW w:type="dxa" w:w="2409"/>
           </w:tcPr>
           <w:p>
-            <w:pPr>
-              <w:spacing w:after="20"/>
-            </w:pPr>
             <w:r>
               <w:rPr>
-                <w:sz w:val="19"/>
+                <w:sz w:val="18"/>
+              </w:rPr>
+            </w:r>
+            <w:r>
+              <w:rPr>
+                <w:b w:val="0"/>
+                <w:sz w:val="18"/>
               </w:rPr>
               <w:t>可跳过</w:t>
             </w:r>
@@ -478,12 +566,15 @@
             <w:tcW w:type="dxa" w:w="2409"/>
           </w:tcPr>
           <w:p>
-            <w:pPr>
-              <w:spacing w:after="20"/>
-            </w:pPr>
             <w:r>
               <w:rPr>
-                <w:sz w:val="19"/>
+                <w:sz w:val="18"/>
+              </w:rPr>
+            </w:r>
+            <w:r>
+              <w:rPr>
+                <w:b w:val="0"/>
+                <w:sz w:val="18"/>
               </w:rPr>
               <w:t>延长至25 min</w:t>
             </w:r>
@@ -494,15 +585,18 @@
         <w:tc>
           <w:tcPr>
             <w:tcW w:type="dxa" w:w="2409"/>
-            <w:shd w:val="clear" w:color="auto" w:fill="F2F2F2"/>
+            <w:shd w:val="clear" w:fill="F2F5FA"/>
           </w:tcPr>
           <w:p>
-            <w:pPr>
-              <w:spacing w:after="20"/>
-            </w:pPr>
             <w:r>
               <w:rPr>
-                <w:sz w:val="19"/>
+                <w:sz w:val="18"/>
+              </w:rPr>
+            </w:r>
+            <w:r>
+              <w:rPr>
+                <w:b w:val="0"/>
+                <w:sz w:val="18"/>
               </w:rPr>
               <w:t>🔚 收尾回向</w:t>
             </w:r>
@@ -511,15 +605,18 @@
         <w:tc>
           <w:tcPr>
             <w:tcW w:type="dxa" w:w="2409"/>
-            <w:shd w:val="clear" w:color="auto" w:fill="F2F2F2"/>
+            <w:shd w:val="clear" w:fill="F2F5FA"/>
           </w:tcPr>
           <w:p>
-            <w:pPr>
-              <w:spacing w:after="20"/>
-            </w:pPr>
             <w:r>
               <w:rPr>
-                <w:sz w:val="19"/>
+                <w:sz w:val="18"/>
+              </w:rPr>
+            </w:r>
+            <w:r>
+              <w:rPr>
+                <w:b w:val="0"/>
+                <w:sz w:val="18"/>
               </w:rPr>
               <w:t>15 min</w:t>
             </w:r>
@@ -528,15 +625,18 @@
         <w:tc>
           <w:tcPr>
             <w:tcW w:type="dxa" w:w="2409"/>
-            <w:shd w:val="clear" w:color="auto" w:fill="F2F2F2"/>
+            <w:shd w:val="clear" w:fill="F2F5FA"/>
           </w:tcPr>
           <w:p>
-            <w:pPr>
-              <w:spacing w:after="20"/>
-            </w:pPr>
             <w:r>
               <w:rPr>
-                <w:sz w:val="19"/>
+                <w:sz w:val="18"/>
+              </w:rPr>
+            </w:r>
+            <w:r>
+              <w:rPr>
+                <w:b w:val="0"/>
+                <w:sz w:val="18"/>
               </w:rPr>
               <w:t>缩至10 min</w:t>
             </w:r>
@@ -545,15 +645,18 @@
         <w:tc>
           <w:tcPr>
             <w:tcW w:type="dxa" w:w="2409"/>
-            <w:shd w:val="clear" w:color="auto" w:fill="F2F2F2"/>
+            <w:shd w:val="clear" w:fill="F2F5FA"/>
           </w:tcPr>
           <w:p>
-            <w:pPr>
-              <w:spacing w:after="20"/>
-            </w:pPr>
             <w:r>
               <w:rPr>
-                <w:sz w:val="19"/>
+                <w:sz w:val="18"/>
+              </w:rPr>
+            </w:r>
+            <w:r>
+              <w:rPr>
+                <w:b w:val="0"/>
+                <w:sz w:val="18"/>
               </w:rPr>
               <w:t>保持</w:t>
             </w:r>
@@ -563,67 +666,82 @@
     </w:tbl>
     <w:p>
       <w:pPr>
-        <w:spacing w:before="40" w:after="80"/>
-        <w:ind w:left="283"/>
-        <w:shd w:val="clear" w:color="auto" w:fill="EEF2F8"/>
+        <w:ind w:left="170"/>
         <w:pBdr>
-          <w:left w:val="single" w:sz="20" w:space="6" w:color="1F3864"/>
+          <w:left w:val="single" w:sz="18" w:space="4" w:color="1F3864"/>
         </w:pBdr>
+        <w:shd w:val="clear" w:fill="F2F5FA"/>
       </w:pPr>
       <w:r>
         <w:rPr>
           <w:b/>
-          <w:sz w:val="20"/>
         </w:rPr>
         <w:t>主持人10条守则（精简版）</w:t>
       </w:r>
       <w:r>
         <w:rPr>
-          <w:sz w:val="20"/>
+          <w:b w:val="0"/>
         </w:rPr>
-        <w:t>： ① 不讲解、不提供答案——让原文自己说话；② 有人问"正确答案"→说"先听听大家的看法"；③ 冷场→主持人先分享自己的真实感受；④ 跑题→温和拉回："这个有意思，我们回到今天的原文"；⑤ 争论→"两种看法都很好，大家保留自己的理解"；⑥ 确保人人发言；⑦ 不评判任何人的分享；⑧ 时间到了就推进；⑨ 慈心练习照读引导词即可；⑩ 结束一起回向。</w:t>
+        <w:t>：</w:t>
       </w:r>
     </w:p>
     <w:p>
       <w:pPr>
-        <w:spacing w:before="40" w:after="80"/>
-        <w:ind w:left="283"/>
-        <w:shd w:val="clear" w:color="auto" w:fill="EEF2F8"/>
+        <w:ind w:left="170"/>
         <w:pBdr>
-          <w:left w:val="single" w:sz="20" w:space="6" w:color="1F3864"/>
+          <w:left w:val="single" w:sz="18" w:space="4" w:color="1F3864"/>
         </w:pBdr>
+        <w:shd w:val="clear" w:fill="F2F5FA"/>
+      </w:pPr>
+      <w:r>
+        <w:rPr>
+          <w:b w:val="0"/>
+        </w:rPr>
+        <w:t>① 不讲解、不提供答案——让原文自己说话；② 有人问"正确答案"→说"先听听大家的看法"；③ 冷场→主持人先分享自己的真实感受；④ 跑题→温和拉回："这个有意思，我们回到今天的原文"；⑤ 争论→"两种看法都很好，大家保留自己的理解"；⑥ 确保人人发言；⑦ 不评判任何人的分享；⑧ 时间到了就推进；⑨ 慈心练习照读引导词即可；⑩ 结束一起回向。</w:t>
+      </w:r>
+    </w:p>
+    <w:p>
+      <w:pPr>
+        <w:ind w:left="170"/>
+        <w:pBdr>
+          <w:left w:val="single" w:sz="18" w:space="4" w:color="1F3864"/>
+        </w:pBdr>
+        <w:shd w:val="clear" w:fill="F2F5FA"/>
       </w:pPr>
       <w:r>
         <w:rPr>
           <w:b/>
-          <w:sz w:val="20"/>
         </w:rPr>
         <w:t>读书会02：慈心禅修习 · 第5周</w:t>
       </w:r>
+    </w:p>
+    <w:p>
+      <w:pPr>
+        <w:ind w:left="170"/>
+        <w:pBdr>
+          <w:left w:val="single" w:sz="18" w:space="4" w:color="1F3864"/>
+        </w:pBdr>
+        <w:shd w:val="clear" w:fill="F2F5FA"/>
+      </w:pPr>
       <w:r>
         <w:rPr>
-          <w:sz w:val="20"/>
+          <w:b w:val="0"/>
         </w:rPr>
-        <w:t xml:space="preserve"> 主持人：本周我们从前四周的"具体对象"练习，走向"无量扩展"——破除亲疏界限、向十方遍满慈爱，并认识慈心禅那（初、二、三禅）。这是慈心从"善举"变成"修行"的关键一步。</w:t>
+        <w:t>主持人：本周我们从前四周的"具体对象"练习，走向"无量扩展"——破除亲疏界限、向十方遍满慈爱，并认识慈心禅那（初、二、三禅）。这是慈心从"善举"变成"修行"的关键一步。</w:t>
       </w:r>
       <w:r>
         <w:rPr>
           <w:b/>
-          <w:sz w:val="20"/>
         </w:rPr>
         <w:t>全部原文均为文字版（PDF/课件），可直接共读。</w:t>
       </w:r>
     </w:p>
     <w:p>
-      <w:pPr>
-        <w:spacing w:before="160" w:after="80"/>
-      </w:pPr>
       <w:r>
         <w:rPr>
-          <w:rFonts w:ascii="Microsoft YaHei" w:hAnsi="Microsoft YaHei" w:eastAsia="Microsoft YaHei"/>
           <w:b/>
           <w:color w:val="1F3864"/>
-          <w:sz w:val="28"/>
+          <w:sz w:val="26"/>
         </w:rPr>
         <w:t>📋 本周信息卡</w:t>
       </w:r>
@@ -632,7 +750,6 @@
       <w:tblPr>
         <w:tblStyle w:val="TableGrid"/>
         <w:tblW w:type="auto" w:w="0"/>
-        <w:jc w:val="center"/>
         <w:tblLook w:firstColumn="1" w:firstRow="1" w:lastColumn="0" w:lastRow="0" w:noHBand="0" w:noVBand="1" w:val="04A0"/>
       </w:tblPr>
       <w:tblGrid>
@@ -643,17 +760,20 @@
         <w:tc>
           <w:tcPr>
             <w:tcW w:type="dxa" w:w="4819"/>
-            <w:shd w:val="clear" w:color="auto" w:fill="1F3864"/>
+            <w:shd w:val="clear" w:fill="1F3864"/>
           </w:tcPr>
           <w:p>
-            <w:pPr>
-              <w:spacing w:after="20"/>
-            </w:pPr>
             <w:r>
               <w:rPr>
-                <w:b/>
                 <w:color w:val="FFFFFF"/>
-                <w:sz w:val="19"/>
+                <w:sz w:val="18"/>
+              </w:rPr>
+            </w:r>
+            <w:r>
+              <w:rPr>
+                <w:b w:val="0"/>
+                <w:color w:val="FFFFFF"/>
+                <w:sz w:val="18"/>
               </w:rPr>
               <w:t>项目</w:t>
             </w:r>
@@ -662,17 +782,20 @@
         <w:tc>
           <w:tcPr>
             <w:tcW w:type="dxa" w:w="4819"/>
-            <w:shd w:val="clear" w:color="auto" w:fill="1F3864"/>
+            <w:shd w:val="clear" w:fill="1F3864"/>
           </w:tcPr>
           <w:p>
-            <w:pPr>
-              <w:spacing w:after="20"/>
-            </w:pPr>
             <w:r>
               <w:rPr>
-                <w:b/>
                 <w:color w:val="FFFFFF"/>
-                <w:sz w:val="19"/>
+                <w:sz w:val="18"/>
+              </w:rPr>
+            </w:r>
+            <w:r>
+              <w:rPr>
+                <w:b w:val="0"/>
+                <w:color w:val="FFFFFF"/>
+                <w:sz w:val="18"/>
               </w:rPr>
               <w:t>内容</w:t>
             </w:r>
@@ -685,12 +808,15 @@
             <w:tcW w:type="dxa" w:w="4819"/>
           </w:tcPr>
           <w:p>
-            <w:pPr>
-              <w:spacing w:after="20"/>
-            </w:pPr>
             <w:r>
               <w:rPr>
-                <w:sz w:val="19"/>
+                <w:sz w:val="18"/>
+              </w:rPr>
+            </w:r>
+            <w:r>
+              <w:rPr>
+                <w:b w:val="0"/>
+                <w:sz w:val="18"/>
               </w:rPr>
               <w:t>时长</w:t>
             </w:r>
@@ -701,12 +827,15 @@
             <w:tcW w:type="dxa" w:w="4819"/>
           </w:tcPr>
           <w:p>
-            <w:pPr>
-              <w:spacing w:after="20"/>
-            </w:pPr>
             <w:r>
               <w:rPr>
-                <w:sz w:val="19"/>
+                <w:sz w:val="18"/>
+              </w:rPr>
+            </w:r>
+            <w:r>
+              <w:rPr>
+                <w:b w:val="0"/>
+                <w:sz w:val="18"/>
               </w:rPr>
               <w:t>120分钟</w:t>
             </w:r>
@@ -717,15 +846,18 @@
         <w:tc>
           <w:tcPr>
             <w:tcW w:type="dxa" w:w="4819"/>
-            <w:shd w:val="clear" w:color="auto" w:fill="F2F2F2"/>
+            <w:shd w:val="clear" w:fill="F2F5FA"/>
           </w:tcPr>
           <w:p>
-            <w:pPr>
-              <w:spacing w:after="20"/>
-            </w:pPr>
             <w:r>
               <w:rPr>
-                <w:sz w:val="19"/>
+                <w:sz w:val="18"/>
+              </w:rPr>
+            </w:r>
+            <w:r>
+              <w:rPr>
+                <w:b w:val="0"/>
+                <w:sz w:val="18"/>
               </w:rPr>
               <w:t>核心问题</w:t>
             </w:r>
@@ -734,15 +866,18 @@
         <w:tc>
           <w:tcPr>
             <w:tcW w:type="dxa" w:w="4819"/>
-            <w:shd w:val="clear" w:color="auto" w:fill="F2F2F2"/>
+            <w:shd w:val="clear" w:fill="F2F5FA"/>
           </w:tcPr>
           <w:p>
-            <w:pPr>
-              <w:spacing w:after="20"/>
-            </w:pPr>
             <w:r>
               <w:rPr>
-                <w:sz w:val="19"/>
+                <w:sz w:val="18"/>
+              </w:rPr>
+            </w:r>
+            <w:r>
+              <w:rPr>
+                <w:b w:val="0"/>
+                <w:sz w:val="18"/>
               </w:rPr>
               <w:t>"破除界限"是什么意思？528种遍满慈怎么算？为什么慈心最高只能证到第三禅？</w:t>
             </w:r>
@@ -755,12 +890,15 @@
             <w:tcW w:type="dxa" w:w="4819"/>
           </w:tcPr>
           <w:p>
-            <w:pPr>
-              <w:spacing w:after="20"/>
-            </w:pPr>
             <w:r>
               <w:rPr>
-                <w:sz w:val="19"/>
+                <w:sz w:val="18"/>
+              </w:rPr>
+            </w:r>
+            <w:r>
+              <w:rPr>
+                <w:b w:val="0"/>
+                <w:sz w:val="18"/>
               </w:rPr>
               <w:t>共读原文</w:t>
             </w:r>
@@ -771,12 +909,15 @@
             <w:tcW w:type="dxa" w:w="4819"/>
           </w:tcPr>
           <w:p>
-            <w:pPr>
-              <w:spacing w:after="20"/>
-            </w:pPr>
             <w:r>
               <w:rPr>
-                <w:sz w:val="19"/>
+                <w:sz w:val="18"/>
+              </w:rPr>
+            </w:r>
+            <w:r>
+              <w:rPr>
+                <w:b w:val="0"/>
+                <w:sz w:val="18"/>
               </w:rPr>
               <w:t>① 第189讲·五盖(三)（PDF课件：遍满慈与528方向）② 如来禅修学体系81（PDF课件：十方散播文）③ 破除界限、528遍满与慈心禅那（《智慧之光》）</w:t>
             </w:r>
@@ -787,15 +928,18 @@
         <w:tc>
           <w:tcPr>
             <w:tcW w:type="dxa" w:w="4819"/>
-            <w:shd w:val="clear" w:color="auto" w:fill="F2F2F2"/>
+            <w:shd w:val="clear" w:fill="F2F5FA"/>
           </w:tcPr>
           <w:p>
-            <w:pPr>
-              <w:spacing w:after="20"/>
-            </w:pPr>
             <w:r>
               <w:rPr>
-                <w:sz w:val="19"/>
+                <w:sz w:val="18"/>
+              </w:rPr>
+            </w:r>
+            <w:r>
+              <w:rPr>
+                <w:b w:val="0"/>
+                <w:sz w:val="18"/>
               </w:rPr>
               <w:t>本周练习</w:t>
             </w:r>
@@ -804,15 +948,18 @@
         <w:tc>
           <w:tcPr>
             <w:tcW w:type="dxa" w:w="4819"/>
-            <w:shd w:val="clear" w:color="auto" w:fill="F2F2F2"/>
+            <w:shd w:val="clear" w:fill="F2F5FA"/>
           </w:tcPr>
           <w:p>
-            <w:pPr>
-              <w:spacing w:after="20"/>
-            </w:pPr>
             <w:r>
               <w:rPr>
-                <w:sz w:val="19"/>
+                <w:sz w:val="18"/>
+              </w:rPr>
+            </w:r>
+            <w:r>
+              <w:rPr>
+                <w:b w:val="0"/>
+                <w:sz w:val="18"/>
               </w:rPr>
               <w:t>对"一组人"（如全公司、全家人）及"十方众生"散播慈爱</w:t>
             </w:r>
@@ -821,15 +968,11 @@
       </w:tr>
     </w:tbl>
     <w:p>
-      <w:pPr>
-        <w:spacing w:before="160" w:after="80"/>
-      </w:pPr>
       <w:r>
         <w:rPr>
-          <w:rFonts w:ascii="Microsoft YaHei" w:hAnsi="Microsoft YaHei" w:eastAsia="Microsoft YaHei"/>
           <w:b/>
           <w:color w:val="1F3864"/>
-          <w:sz w:val="28"/>
+          <w:sz w:val="26"/>
         </w:rPr>
         <w:t>⏱ 时间弹性指南（本讲通用）</w:t>
       </w:r>
@@ -838,7 +981,6 @@
       <w:tblPr>
         <w:tblStyle w:val="TableGrid"/>
         <w:tblW w:type="auto" w:w="0"/>
-        <w:jc w:val="center"/>
         <w:tblLook w:firstColumn="1" w:firstRow="1" w:lastColumn="0" w:lastRow="0" w:noHBand="0" w:noVBand="1" w:val="04A0"/>
       </w:tblPr>
       <w:tblGrid>
@@ -849,17 +991,20 @@
         <w:tc>
           <w:tcPr>
             <w:tcW w:type="dxa" w:w="4819"/>
-            <w:shd w:val="clear" w:color="auto" w:fill="1F3864"/>
+            <w:shd w:val="clear" w:fill="1F3864"/>
           </w:tcPr>
           <w:p>
-            <w:pPr>
-              <w:spacing w:after="20"/>
-            </w:pPr>
             <w:r>
               <w:rPr>
-                <w:b/>
                 <w:color w:val="FFFFFF"/>
-                <w:sz w:val="19"/>
+                <w:sz w:val="18"/>
+              </w:rPr>
+            </w:r>
+            <w:r>
+              <w:rPr>
+                <w:b w:val="0"/>
+                <w:color w:val="FFFFFF"/>
+                <w:sz w:val="18"/>
               </w:rPr>
               <w:t>情况</w:t>
             </w:r>
@@ -868,17 +1013,20 @@
         <w:tc>
           <w:tcPr>
             <w:tcW w:type="dxa" w:w="4819"/>
-            <w:shd w:val="clear" w:color="auto" w:fill="1F3864"/>
+            <w:shd w:val="clear" w:fill="1F3864"/>
           </w:tcPr>
           <w:p>
-            <w:pPr>
-              <w:spacing w:after="20"/>
-            </w:pPr>
             <w:r>
               <w:rPr>
-                <w:b/>
                 <w:color w:val="FFFFFF"/>
-                <w:sz w:val="19"/>
+                <w:sz w:val="18"/>
+              </w:rPr>
+            </w:r>
+            <w:r>
+              <w:rPr>
+                <w:b w:val="0"/>
+                <w:color w:val="FFFFFF"/>
+                <w:sz w:val="18"/>
               </w:rPr>
               <w:t>应对方法</w:t>
             </w:r>
@@ -891,19 +1039,22 @@
             <w:tcW w:type="dxa" w:w="4819"/>
           </w:tcPr>
           <w:p>
-            <w:pPr>
-              <w:spacing w:after="20"/>
-            </w:pPr>
+            <w:r>
+              <w:rPr>
+                <w:sz w:val="18"/>
+              </w:rPr>
+            </w:r>
             <w:r>
               <w:rPr>
                 <w:b/>
-                <w:sz w:val="19"/>
+                <w:sz w:val="18"/>
               </w:rPr>
               <w:t>时间不够</w:t>
             </w:r>
             <w:r>
               <w:rPr>
-                <w:sz w:val="19"/>
+                <w:b w:val="0"/>
+                <w:sz w:val="18"/>
               </w:rPr>
               <w:t>（共读太长/讨论超时）</w:t>
             </w:r>
@@ -914,25 +1065,29 @@
             <w:tcW w:type="dxa" w:w="4819"/>
           </w:tcPr>
           <w:p>
-            <w:pPr>
-              <w:spacing w:after="20"/>
-            </w:pPr>
             <w:r>
               <w:rPr>
-                <w:sz w:val="19"/>
+                <w:sz w:val="18"/>
+              </w:rPr>
+            </w:r>
+            <w:r>
+              <w:rPr>
+                <w:b w:val="0"/>
+                <w:sz w:val="18"/>
               </w:rPr>
               <w:t xml:space="preserve">① 静心开场缩至5分钟；② 共读原文只读标注 </w:t>
             </w:r>
             <w:r>
               <w:rPr>
                 <w:b/>
-                <w:sz w:val="19"/>
+                <w:sz w:val="18"/>
               </w:rPr>
               <w:t>★核心</w:t>
             </w:r>
             <w:r>
               <w:rPr>
-                <w:sz w:val="19"/>
+                <w:b w:val="0"/>
+                <w:sz w:val="18"/>
               </w:rPr>
               <w:t xml:space="preserve"> 的段落，其余跳过；③ 第一轮分享每人只说一句话；④ 主题讨论只讨论问题①；⑤ 慈心练习可跳过（或缩至5分钟）；⑥ 收尾回向缩至10分钟</w:t>
             </w:r>
@@ -943,22 +1098,25 @@
         <w:tc>
           <w:tcPr>
             <w:tcW w:type="dxa" w:w="4819"/>
-            <w:shd w:val="clear" w:color="auto" w:fill="F2F2F2"/>
+            <w:shd w:val="clear" w:fill="F2F5FA"/>
           </w:tcPr>
           <w:p>
-            <w:pPr>
-              <w:spacing w:after="20"/>
-            </w:pPr>
+            <w:r>
+              <w:rPr>
+                <w:sz w:val="18"/>
+              </w:rPr>
+            </w:r>
             <w:r>
               <w:rPr>
                 <w:b/>
-                <w:sz w:val="19"/>
+                <w:sz w:val="18"/>
               </w:rPr>
               <w:t>时间富余</w:t>
             </w:r>
             <w:r>
               <w:rPr>
-                <w:sz w:val="19"/>
+                <w:b w:val="0"/>
+                <w:sz w:val="18"/>
               </w:rPr>
               <w:t>（共读快/讨论提前结束）</w:t>
             </w:r>
@@ -967,15 +1125,18 @@
         <w:tc>
           <w:tcPr>
             <w:tcW w:type="dxa" w:w="4819"/>
-            <w:shd w:val="clear" w:color="auto" w:fill="F2F2F2"/>
+            <w:shd w:val="clear" w:fill="F2F5FA"/>
           </w:tcPr>
           <w:p>
-            <w:pPr>
-              <w:spacing w:after="20"/>
-            </w:pPr>
             <w:r>
               <w:rPr>
-                <w:sz w:val="19"/>
+                <w:sz w:val="18"/>
+              </w:rPr>
+            </w:r>
+            <w:r>
+              <w:rPr>
+                <w:b w:val="0"/>
+                <w:sz w:val="18"/>
               </w:rPr>
               <w:t>① 用"📚 扩展内容包"中的补充原文段落继续共读；② 增加扩展讨论问题；③ 延长慈心练习时间；④ 增加"每人分享一个生活实例"环节</w:t>
             </w:r>
@@ -985,43 +1146,37 @@
     </w:tbl>
     <w:p>
       <w:pPr>
-        <w:spacing w:before="40" w:after="80"/>
-        <w:ind w:left="283"/>
-        <w:shd w:val="clear" w:color="auto" w:fill="EEF2F8"/>
+        <w:ind w:left="170"/>
         <w:pBdr>
-          <w:left w:val="single" w:sz="20" w:space="6" w:color="1F3864"/>
+          <w:left w:val="single" w:sz="18" w:space="4" w:color="1F3864"/>
         </w:pBdr>
+        <w:shd w:val="clear" w:fill="F2F5FA"/>
       </w:pPr>
       <w:r>
         <w:rPr>
-          <w:sz w:val="20"/>
+          <w:b w:val="0"/>
         </w:rPr>
         <w:t>💡 原则：</w:t>
       </w:r>
       <w:r>
         <w:rPr>
           <w:b/>
-          <w:sz w:val="20"/>
         </w:rPr>
         <w:t>讨论比读完重要，体验比讲完重要。</w:t>
       </w:r>
       <w:r>
         <w:rPr>
-          <w:sz w:val="20"/>
+          <w:b w:val="0"/>
         </w:rPr>
         <w:t xml:space="preserve"> 宁可跳过后半段原文，也要让每个人都有机会说话。</w:t>
       </w:r>
     </w:p>
     <w:p>
-      <w:pPr>
-        <w:spacing w:before="160" w:after="80"/>
-      </w:pPr>
       <w:r>
         <w:rPr>
-          <w:rFonts w:ascii="Microsoft YaHei" w:hAnsi="Microsoft YaHei" w:eastAsia="Microsoft YaHei"/>
           <w:b/>
           <w:color w:val="1F3864"/>
-          <w:sz w:val="28"/>
+          <w:sz w:val="26"/>
         </w:rPr>
         <w:t>🧘 静心开场（10 min）</w:t>
       </w:r>
@@ -1030,356 +1185,302 @@
       <w:r>
         <w:rPr>
           <w:b/>
-          <w:sz w:val="21"/>
         </w:rPr>
         <w:t>主持人引导语</w:t>
       </w:r>
       <w:r>
         <w:rPr>
-          <w:sz w:val="21"/>
+          <w:b w:val="0"/>
         </w:rPr>
         <w:t>（照读即可）：</w:t>
       </w:r>
     </w:p>
     <w:p>
       <w:pPr>
-        <w:spacing w:before="40" w:after="80"/>
-        <w:ind w:left="283"/>
-        <w:shd w:val="clear" w:color="auto" w:fill="EEF2F8"/>
+        <w:ind w:left="170"/>
         <w:pBdr>
-          <w:left w:val="single" w:sz="20" w:space="6" w:color="1F3864"/>
+          <w:left w:val="single" w:sz="18" w:space="4" w:color="1F3864"/>
         </w:pBdr>
+        <w:shd w:val="clear" w:fill="F2F5FA"/>
       </w:pPr>
       <w:r>
         <w:rPr>
-          <w:sz w:val="20"/>
+          <w:b w:val="0"/>
         </w:rPr>
-        <w:t>先静坐一分钟。（停顿） 前四周，我们从自己开始，到亲爱的人，到中性人，再到难相处的人。今天我们试试更大的扩展：把慈爱送给那些我们根本不认识的人——公司里没说过话的同事、街上擦肩而过的陌生人、甚至整个世界。</w:t>
+        <w:t>先静坐一分钟。（停顿）</w:t>
       </w:r>
     </w:p>
     <w:p>
       <w:pPr>
-        <w:spacing w:before="40" w:after="80"/>
-        <w:ind w:left="283"/>
-        <w:shd w:val="clear" w:color="auto" w:fill="EEF2F8"/>
+        <w:ind w:left="170"/>
         <w:pBdr>
-          <w:left w:val="single" w:sz="20" w:space="6" w:color="1F3864"/>
+          <w:left w:val="single" w:sz="18" w:space="4" w:color="1F3864"/>
         </w:pBdr>
+        <w:shd w:val="clear" w:fill="F2F5FA"/>
       </w:pPr>
       <w:r>
         <w:rPr>
-          <w:sz w:val="20"/>
+          <w:b w:val="0"/>
+        </w:rPr>
+        <w:t>前四周，我们从自己开始，到亲爱的人，到中性人，再到难相处的人。今天我们试试更大的扩展：把慈爱送给那些我们根本不认识的人——公司里没说过话的同事、街上擦肩而过的陌生人、甚至整个世界。</w:t>
+      </w:r>
+    </w:p>
+    <w:p>
+      <w:pPr>
+        <w:ind w:left="170"/>
+        <w:pBdr>
+          <w:left w:val="single" w:sz="18" w:space="4" w:color="1F3864"/>
+        </w:pBdr>
+        <w:shd w:val="clear" w:fill="F2F5FA"/>
+      </w:pPr>
+      <w:r>
+        <w:rPr>
+          <w:b w:val="0"/>
         </w:rPr>
         <w:t xml:space="preserve">💬 </w:t>
       </w:r>
       <w:r>
         <w:rPr>
           <w:b/>
-          <w:sz w:val="20"/>
         </w:rPr>
         <w:t>破冰｜3–5分钟</w:t>
       </w:r>
       <w:r>
         <w:rPr>
-          <w:sz w:val="20"/>
+          <w:b w:val="0"/>
         </w:rPr>
         <w:t>：这周，你有没有对完全陌生的人，生出过一点点善意？（比如让路、道谢）</w:t>
       </w:r>
     </w:p>
     <w:p>
       <w:pPr>
-        <w:spacing w:before="40" w:after="80"/>
-        <w:ind w:left="283"/>
-        <w:shd w:val="clear" w:color="auto" w:fill="EEF2F8"/>
+        <w:ind w:left="170"/>
         <w:pBdr>
-          <w:left w:val="single" w:sz="20" w:space="6" w:color="1F3864"/>
+          <w:left w:val="single" w:sz="18" w:space="4" w:color="1F3864"/>
         </w:pBdr>
+        <w:shd w:val="clear" w:fill="F2F5FA"/>
       </w:pPr>
       <w:r>
         <w:rPr>
-          <w:sz w:val="20"/>
+          <w:b w:val="0"/>
         </w:rPr>
         <w:t xml:space="preserve">🛡️ </w:t>
       </w:r>
       <w:r>
         <w:rPr>
           <w:b/>
-          <w:sz w:val="20"/>
         </w:rPr>
         <w:t>心理安全三约定</w:t>
       </w:r>
       <w:r>
         <w:rPr>
-          <w:sz w:val="20"/>
+          <w:b w:val="0"/>
         </w:rPr>
         <w:t xml:space="preserve">（每次开场在心里过一遍）：① </w:t>
       </w:r>
       <w:r>
         <w:rPr>
           <w:b/>
-          <w:sz w:val="20"/>
         </w:rPr>
         <w:t>保密</w:t>
       </w:r>
       <w:r>
         <w:rPr>
-          <w:sz w:val="20"/>
+          <w:b w:val="0"/>
         </w:rPr>
         <w:t xml:space="preserve">——这里说的话不出这间屋子；② </w:t>
       </w:r>
       <w:r>
         <w:rPr>
           <w:b/>
-          <w:sz w:val="20"/>
         </w:rPr>
         <w:t>不评判</w:t>
       </w:r>
       <w:r>
         <w:rPr>
-          <w:sz w:val="20"/>
+          <w:b w:val="0"/>
         </w:rPr>
         <w:t xml:space="preserve">——不评价任何人的分享，也不急着评价自己；③ </w:t>
       </w:r>
       <w:r>
         <w:rPr>
           <w:b/>
-          <w:sz w:val="20"/>
         </w:rPr>
         <w:t>可随时暂停</w:t>
       </w:r>
       <w:r>
         <w:rPr>
-          <w:sz w:val="20"/>
+          <w:b w:val="0"/>
         </w:rPr>
         <w:t>——任何时候觉得不舒服，都可以停下来休息、喝水或离开，不需要解释。</w:t>
       </w:r>
     </w:p>
     <w:p>
-      <w:pPr>
-        <w:spacing w:before="160" w:after="80"/>
-      </w:pPr>
       <w:r>
         <w:rPr>
-          <w:rFonts w:ascii="Microsoft YaHei" w:hAnsi="Microsoft YaHei" w:eastAsia="Microsoft YaHei"/>
           <w:b/>
           <w:color w:val="1F3864"/>
-          <w:sz w:val="28"/>
+          <w:sz w:val="26"/>
         </w:rPr>
         <w:t>📖 共读原文（25 min）</w:t>
       </w:r>
     </w:p>
     <w:p>
       <w:pPr>
-        <w:spacing w:before="40" w:after="80"/>
-        <w:ind w:left="283"/>
-        <w:shd w:val="clear" w:color="auto" w:fill="EEF2F8"/>
+        <w:ind w:left="170"/>
         <w:pBdr>
-          <w:left w:val="single" w:sz="20" w:space="6" w:color="1F3864"/>
+          <w:left w:val="single" w:sz="18" w:space="4" w:color="1F3864"/>
         </w:pBdr>
+        <w:shd w:val="clear" w:fill="F2F5FA"/>
       </w:pPr>
       <w:r>
         <w:rPr>
-          <w:sz w:val="20"/>
+          <w:b w:val="0"/>
         </w:rPr>
         <w:t xml:space="preserve">🎤 </w:t>
       </w:r>
       <w:r>
         <w:rPr>
           <w:b/>
-          <w:sz w:val="20"/>
         </w:rPr>
         <w:t>本周朗读段</w:t>
       </w:r>
       <w:r>
         <w:rPr>
-          <w:sz w:val="20"/>
+          <w:b w:val="0"/>
         </w:rPr>
         <w:t>（★核心段落｜约 916 字｜中等稍慢约 5 分钟；本讲共读原文正文合计约 1275 字）：先朗读全部★核心段落；◈扩展段落及补充原文作默读／选读／延伸。</w:t>
       </w:r>
     </w:p>
     <w:p>
-      <w:pPr>
-        <w:spacing w:before="120" w:after="80"/>
-      </w:pPr>
       <w:r>
         <w:rPr>
-          <w:rFonts w:ascii="Microsoft YaHei" w:hAnsi="Microsoft YaHei" w:eastAsia="Microsoft YaHei"/>
           <w:b/>
           <w:color w:val="1F3864"/>
-          <w:sz w:val="25"/>
+          <w:sz w:val="23"/>
         </w:rPr>
         <w:t>原文材料①：遍满慈的正确修习方式</w:t>
       </w:r>
     </w:p>
     <w:p>
       <w:pPr>
-        <w:ind w:left="340"/>
-      </w:pPr>
-      <w:r>
-        <w:rPr>
-          <w:color w:val="1F3864"/>
-          <w:sz w:val="21"/>
-        </w:rPr>
-        <w:t xml:space="preserve">• </w:t>
-      </w:r>
+        <w:pStyle w:val="ListBullet"/>
+      </w:pPr>
       <w:r>
         <w:rPr>
           <w:b/>
-          <w:sz w:val="21"/>
         </w:rPr>
         <w:t>标题</w:t>
       </w:r>
       <w:r>
         <w:rPr>
-          <w:sz w:val="21"/>
+          <w:b w:val="0"/>
         </w:rPr>
         <w:t>：第189讲 应用(摄集37)：三十七道品╱苦之集［法念处·五盖(三)］</w:t>
       </w:r>
     </w:p>
     <w:p>
       <w:pPr>
-        <w:ind w:left="340"/>
-      </w:pPr>
-      <w:r>
-        <w:rPr>
-          <w:color w:val="1F3864"/>
-          <w:sz w:val="21"/>
-        </w:rPr>
-        <w:t xml:space="preserve">• </w:t>
-      </w:r>
+        <w:pStyle w:val="ListBullet"/>
+      </w:pPr>
       <w:r>
         <w:rPr>
           <w:b/>
-          <w:sz w:val="21"/>
         </w:rPr>
         <w:t>文件类型</w:t>
       </w:r>
       <w:r>
         <w:rPr>
-          <w:sz w:val="21"/>
+          <w:b w:val="0"/>
         </w:rPr>
         <w:t>：PDF课件（文字版）</w:t>
       </w:r>
     </w:p>
     <w:p>
       <w:pPr>
-        <w:ind w:left="340"/>
-      </w:pPr>
-      <w:r>
-        <w:rPr>
-          <w:color w:val="1F3864"/>
-          <w:sz w:val="21"/>
-        </w:rPr>
-        <w:t xml:space="preserve">• </w:t>
-      </w:r>
+        <w:pStyle w:val="ListBullet"/>
+      </w:pPr>
       <w:r>
         <w:rPr>
           <w:b/>
-          <w:sz w:val="21"/>
         </w:rPr>
         <w:t>知识库出处</w:t>
       </w:r>
       <w:r>
         <w:rPr>
-          <w:sz w:val="21"/>
+          <w:b w:val="0"/>
         </w:rPr>
         <w:t>：知识库「古源尊者开示及上座部佛教资料」</w:t>
       </w:r>
     </w:p>
     <w:p>
       <w:pPr>
-        <w:ind w:left="340"/>
-      </w:pPr>
-      <w:r>
-        <w:rPr>
-          <w:color w:val="1F3864"/>
-          <w:sz w:val="21"/>
-        </w:rPr>
-        <w:t xml:space="preserve">• </w:t>
-      </w:r>
+        <w:pStyle w:val="ListBullet"/>
+      </w:pPr>
       <w:r>
         <w:rPr>
           <w:b/>
-          <w:sz w:val="21"/>
         </w:rPr>
         <w:t>media_id</w:t>
       </w:r>
       <w:r>
         <w:rPr>
-          <w:sz w:val="21"/>
+          <w:b w:val="0"/>
         </w:rPr>
-        <w:t>：`pdf_d0dd1c0cd17209afe241ece24bf6b7b4_419cd8739b5ee0c5a59942283ed6ecc27439961422831605`</w:t>
+        <w:t>：pdf_d0dd1c0cd17209afe241ece24bf6b7b4_419cd8739b5ee0c5a59942283ed6ecc27439961422831605</w:t>
       </w:r>
     </w:p>
     <w:p>
       <w:pPr>
-        <w:ind w:left="340"/>
-      </w:pPr>
-      <w:r>
-        <w:rPr>
-          <w:color w:val="1F3864"/>
-          <w:sz w:val="21"/>
-        </w:rPr>
-        <w:t xml:space="preserve">• </w:t>
-      </w:r>
+        <w:pStyle w:val="ListBullet"/>
+      </w:pPr>
       <w:r>
         <w:rPr>
           <w:b/>
-          <w:sz w:val="21"/>
         </w:rPr>
         <w:t>打开方式</w:t>
       </w:r>
       <w:r>
         <w:rPr>
-          <w:sz w:val="21"/>
+          <w:b w:val="0"/>
         </w:rPr>
         <w:t>：ima知识库搜索「第189讲 五盖」即可打开</w:t>
       </w:r>
     </w:p>
     <w:p>
       <w:pPr>
-        <w:ind w:left="340"/>
+        <w:pStyle w:val="ListBullet"/>
       </w:pPr>
       <w:r>
         <w:rPr>
-          <w:color w:val="1F3864"/>
-          <w:sz w:val="21"/>
-        </w:rPr>
-        <w:t xml:space="preserve">• </w:t>
-      </w:r>
-      <w:r>
-        <w:rPr>
-          <w:sz w:val="21"/>
+          <w:b w:val="0"/>
         </w:rPr>
         <w:t xml:space="preserve">📌 </w:t>
       </w:r>
       <w:r>
         <w:rPr>
           <w:b/>
-          <w:sz w:val="21"/>
         </w:rPr>
         <w:t>完整原文见《原文全集》第二部分（第189讲）·（二）如何让慈心遍满</w:t>
       </w:r>
     </w:p>
     <w:p>
       <w:pPr>
-        <w:spacing w:before="40" w:after="80"/>
-        <w:ind w:left="283"/>
-        <w:shd w:val="clear" w:color="auto" w:fill="EEF2F8"/>
+        <w:ind w:left="170"/>
         <w:pBdr>
-          <w:left w:val="single" w:sz="20" w:space="6" w:color="1F3864"/>
+          <w:left w:val="single" w:sz="18" w:space="4" w:color="1F3864"/>
         </w:pBdr>
+        <w:shd w:val="clear" w:fill="F2F5FA"/>
       </w:pPr>
       <w:r>
         <w:rPr>
           <w:b/>
-          <w:sz w:val="20"/>
         </w:rPr>
         <w:t>段落优先级</w:t>
       </w:r>
       <w:r>
         <w:rPr>
-          <w:sz w:val="20"/>
+          <w:b w:val="0"/>
         </w:rPr>
         <w:t>：★核心必读（时间不够时只读这段）｜◈可选（时间富余时读）</w:t>
       </w:r>
@@ -1388,13 +1489,12 @@
       <w:r>
         <w:rPr>
           <w:b/>
-          <w:sz w:val="21"/>
         </w:rPr>
         <w:t>原文摘录（共读用）——完整原文（复制自《原文全集》第二部分，未作删改）</w:t>
       </w:r>
       <w:r>
         <w:rPr>
-          <w:sz w:val="21"/>
+          <w:b w:val="0"/>
         </w:rPr>
         <w:t>：</w:t>
       </w:r>
@@ -1403,46 +1503,42 @@
       <w:r>
         <w:rPr>
           <w:b/>
-          <w:sz w:val="21"/>
         </w:rPr>
         <w:t>★核心段落（必读）</w:t>
       </w:r>
       <w:r>
         <w:rPr>
-          <w:sz w:val="21"/>
+          <w:b w:val="0"/>
         </w:rPr>
         <w:t>【本周朗读段】</w:t>
       </w:r>
     </w:p>
     <w:p>
       <w:pPr>
-        <w:spacing w:before="40" w:after="80"/>
-        <w:ind w:left="283"/>
-        <w:shd w:val="clear" w:color="auto" w:fill="EEF2F8"/>
+        <w:ind w:left="170"/>
         <w:pBdr>
-          <w:left w:val="single" w:sz="20" w:space="6" w:color="1F3864"/>
+          <w:left w:val="single" w:sz="18" w:space="4" w:color="1F3864"/>
         </w:pBdr>
+        <w:shd w:val="clear" w:fill="F2F5FA"/>
       </w:pPr>
       <w:r>
         <w:rPr>
           <w:b/>
-          <w:sz w:val="20"/>
         </w:rPr>
         <w:t>（二）如何让慈心遍满</w:t>
       </w:r>
     </w:p>
     <w:p>
       <w:pPr>
-        <w:spacing w:before="40" w:after="80"/>
-        <w:ind w:left="283"/>
-        <w:shd w:val="clear" w:color="auto" w:fill="EEF2F8"/>
+        <w:ind w:left="170"/>
         <w:pBdr>
-          <w:left w:val="single" w:sz="20" w:space="6" w:color="1F3864"/>
+          <w:left w:val="single" w:sz="18" w:space="4" w:color="1F3864"/>
         </w:pBdr>
+        <w:shd w:val="clear" w:fill="F2F5FA"/>
       </w:pPr>
       <w:r>
         <w:rPr>
-          <w:sz w:val="20"/>
+          <w:b w:val="0"/>
         </w:rPr>
         <w:t>我们也学习了如何修习慈心遍满，共有五百二十八种遍满慈的修习方式。经常有人说："这人很慈悲"、"我们应该慈悲"、"这个人的慈悲心很强。"但往往会发现有很多人对一类人慈悲，对另一类人无法慈悲；对一类众生慈悲，对另一类众生无法慈悲。比如动物保护者提倡保护老虎，但老虎需要掠食，他们一看到老虎没有吃的就很心痛，而对于被老虎吃的那个动物，却没有想过是否应该被吃，这是慈悲还是不慈悲呢？真正的遍满慈是对一切众生的慈悲。</w:t>
       </w:r>
@@ -1451,29 +1547,27 @@
       <w:r>
         <w:rPr>
           <w:b/>
-          <w:sz w:val="21"/>
         </w:rPr>
         <w:t>★核心段落（必读）</w:t>
       </w:r>
       <w:r>
         <w:rPr>
-          <w:sz w:val="21"/>
+          <w:b w:val="0"/>
         </w:rPr>
         <w:t>【本周朗读段】</w:t>
       </w:r>
     </w:p>
     <w:p>
       <w:pPr>
-        <w:spacing w:before="40" w:after="80"/>
-        <w:ind w:left="283"/>
-        <w:shd w:val="clear" w:color="auto" w:fill="EEF2F8"/>
+        <w:ind w:left="170"/>
         <w:pBdr>
-          <w:left w:val="single" w:sz="20" w:space="6" w:color="1F3864"/>
+          <w:left w:val="single" w:sz="18" w:space="4" w:color="1F3864"/>
         </w:pBdr>
+        <w:shd w:val="clear" w:fill="F2F5FA"/>
       </w:pPr>
       <w:r>
         <w:rPr>
-          <w:sz w:val="20"/>
+          <w:b w:val="0"/>
         </w:rPr>
         <w:t>对众生慈悲的修习应从对自己开始，首先能够对自己散播慈爱，然后对自己尊敬的亲人散播慈爱，对普通的朋友、无感的人散播慈爱，对自己不喜欢的、讨厌的乃至于仇敌也能够散播慈爱，再扩展出来到五百二十八个方向的众生，都能够对他们散播慈爱，这才算是慈心修习的圆满。</w:t>
       </w:r>
@@ -1482,29 +1576,27 @@
       <w:r>
         <w:rPr>
           <w:b/>
-          <w:sz w:val="21"/>
         </w:rPr>
         <w:t>◈扩展段落（可选）</w:t>
       </w:r>
       <w:r>
         <w:rPr>
-          <w:sz w:val="21"/>
+          <w:b w:val="0"/>
         </w:rPr>
         <w:t>【默读／选读／延伸】</w:t>
       </w:r>
     </w:p>
     <w:p>
       <w:pPr>
-        <w:spacing w:before="40" w:after="80"/>
-        <w:ind w:left="283"/>
-        <w:shd w:val="clear" w:color="auto" w:fill="EEF2F8"/>
+        <w:ind w:left="170"/>
         <w:pBdr>
-          <w:left w:val="single" w:sz="20" w:space="6" w:color="1F3864"/>
+          <w:left w:val="single" w:sz="18" w:space="4" w:color="1F3864"/>
         </w:pBdr>
+        <w:shd w:val="clear" w:fill="F2F5FA"/>
       </w:pPr>
       <w:r>
         <w:rPr>
-          <w:sz w:val="20"/>
+          <w:b w:val="0"/>
         </w:rPr>
         <w:t>佛教界中，常听人说："你有没有修慈悲心啊？"真正的慈悲心应如此修才算圆满，即使很多修课程修到遍满慈程度的人也会发现：在修慈时感觉比较好，但下坐以后该对谁生气还照样生气，这就是慈心不能持续。</w:t>
       </w:r>
@@ -1513,197 +1605,149 @@
       <w:r>
         <w:rPr>
           <w:b/>
-          <w:sz w:val="21"/>
         </w:rPr>
         <w:t>★核心段落（必读）</w:t>
       </w:r>
       <w:r>
         <w:rPr>
-          <w:sz w:val="21"/>
+          <w:b w:val="0"/>
         </w:rPr>
         <w:t>【本周朗读段】</w:t>
       </w:r>
     </w:p>
     <w:p>
       <w:pPr>
-        <w:spacing w:before="40" w:after="80"/>
-        <w:ind w:left="283"/>
-        <w:shd w:val="clear" w:color="auto" w:fill="EEF2F8"/>
+        <w:ind w:left="170"/>
         <w:pBdr>
-          <w:left w:val="single" w:sz="20" w:space="6" w:color="1F3864"/>
+          <w:left w:val="single" w:sz="18" w:space="4" w:color="1F3864"/>
         </w:pBdr>
+        <w:shd w:val="clear" w:fill="F2F5FA"/>
       </w:pPr>
       <w:r>
         <w:rPr>
-          <w:sz w:val="20"/>
+          <w:b w:val="0"/>
         </w:rPr>
         <w:t>如何让慈心遍满，且在一切时处都能够生起慈心呢？应于一切时处练习。作为修慈心的人要受持慈心九戒，以慈具之心遍满一切众生类而住，即一整天的行住坐卧都在慈心里面，慈心才能够持续地被生起。</w:t>
       </w:r>
     </w:p>
     <w:p>
-      <w:pPr>
-        <w:spacing w:before="120" w:after="80"/>
-      </w:pPr>
       <w:r>
         <w:rPr>
-          <w:rFonts w:ascii="Microsoft YaHei" w:hAnsi="Microsoft YaHei" w:eastAsia="Microsoft YaHei"/>
           <w:b/>
           <w:color w:val="1F3864"/>
-          <w:sz w:val="25"/>
+          <w:sz w:val="23"/>
         </w:rPr>
         <w:t>原文材料②：向十方众生散播慈爱（念诵文）</w:t>
       </w:r>
     </w:p>
     <w:p>
       <w:pPr>
-        <w:ind w:left="340"/>
-      </w:pPr>
-      <w:r>
-        <w:rPr>
-          <w:color w:val="1F3864"/>
-          <w:sz w:val="21"/>
-        </w:rPr>
-        <w:t xml:space="preserve">• </w:t>
-      </w:r>
+        <w:pStyle w:val="ListBullet"/>
+      </w:pPr>
       <w:r>
         <w:rPr>
           <w:b/>
-          <w:sz w:val="21"/>
         </w:rPr>
         <w:t>标题</w:t>
       </w:r>
       <w:r>
         <w:rPr>
-          <w:sz w:val="21"/>
+          <w:b w:val="0"/>
         </w:rPr>
         <w:t>：如来禅修学体系81-摄心所分别34-正命&amp;悲&amp;慈-古源尊者（课件）</w:t>
       </w:r>
     </w:p>
     <w:p>
       <w:pPr>
-        <w:ind w:left="340"/>
-      </w:pPr>
-      <w:r>
-        <w:rPr>
-          <w:color w:val="1F3864"/>
-          <w:sz w:val="21"/>
-        </w:rPr>
-        <w:t xml:space="preserve">• </w:t>
-      </w:r>
+        <w:pStyle w:val="ListBullet"/>
+      </w:pPr>
       <w:r>
         <w:rPr>
           <w:b/>
-          <w:sz w:val="21"/>
         </w:rPr>
         <w:t>文件类型</w:t>
       </w:r>
       <w:r>
         <w:rPr>
-          <w:sz w:val="21"/>
+          <w:b w:val="0"/>
         </w:rPr>
         <w:t>：PDF课件（文字版）</w:t>
       </w:r>
     </w:p>
     <w:p>
       <w:pPr>
-        <w:ind w:left="340"/>
-      </w:pPr>
-      <w:r>
-        <w:rPr>
-          <w:color w:val="1F3864"/>
-          <w:sz w:val="21"/>
-        </w:rPr>
-        <w:t xml:space="preserve">• </w:t>
-      </w:r>
+        <w:pStyle w:val="ListBullet"/>
+      </w:pPr>
       <w:r>
         <w:rPr>
           <w:b/>
-          <w:sz w:val="21"/>
         </w:rPr>
         <w:t>media_id</w:t>
       </w:r>
       <w:r>
         <w:rPr>
-          <w:sz w:val="21"/>
+          <w:b w:val="0"/>
         </w:rPr>
-        <w:t>：`pdf_d0dd1c0cd17209afe241ece24bf6b7b4_697b9a684c6cbfe3f5f6a17ae60a4c957439961422831605`</w:t>
+        <w:t>：pdf_d0dd1c0cd17209afe241ece24bf6b7b4_697b9a684c6cbfe3f5f6a17ae60a4c957439961422831605</w:t>
       </w:r>
     </w:p>
     <w:p>
       <w:pPr>
-        <w:ind w:left="340"/>
-      </w:pPr>
-      <w:r>
-        <w:rPr>
-          <w:color w:val="1F3864"/>
-          <w:sz w:val="21"/>
-        </w:rPr>
-        <w:t xml:space="preserve">• </w:t>
-      </w:r>
+        <w:pStyle w:val="ListBullet"/>
+      </w:pPr>
       <w:r>
         <w:rPr>
           <w:b/>
-          <w:sz w:val="21"/>
         </w:rPr>
         <w:t>打开方式</w:t>
       </w:r>
       <w:r>
         <w:rPr>
-          <w:sz w:val="21"/>
+          <w:b w:val="0"/>
         </w:rPr>
         <w:t>：ima知识库搜索「如来禅修学体系81」即可打开</w:t>
       </w:r>
     </w:p>
     <w:p>
       <w:pPr>
-        <w:ind w:left="340"/>
+        <w:pStyle w:val="ListBullet"/>
       </w:pPr>
       <w:r>
         <w:rPr>
-          <w:color w:val="1F3864"/>
-          <w:sz w:val="21"/>
-        </w:rPr>
-        <w:t xml:space="preserve">• </w:t>
-      </w:r>
-      <w:r>
-        <w:rPr>
-          <w:sz w:val="21"/>
+          <w:b w:val="0"/>
         </w:rPr>
         <w:t xml:space="preserve">📌 </w:t>
       </w:r>
       <w:r>
         <w:rPr>
           <w:b/>
-          <w:sz w:val="21"/>
         </w:rPr>
         <w:t>完整原文见《原文全集》第九部分（天湖寺早晚课诵本）·（三）散播慈爱与发愿（Mettābhāvanā ca Patthanā ca）——十方散播部分</w:t>
       </w:r>
       <w:r>
         <w:rPr>
-          <w:sz w:val="21"/>
+          <w:b w:val="0"/>
         </w:rPr>
         <w:t>（十方散播文全文，巴利+中文）</w:t>
       </w:r>
     </w:p>
     <w:p>
       <w:pPr>
-        <w:spacing w:before="40" w:after="80"/>
-        <w:ind w:left="283"/>
-        <w:shd w:val="clear" w:color="auto" w:fill="EEF2F8"/>
+        <w:ind w:left="170"/>
         <w:pBdr>
-          <w:left w:val="single" w:sz="20" w:space="6" w:color="1F3864"/>
+          <w:left w:val="single" w:sz="18" w:space="4" w:color="1F3864"/>
         </w:pBdr>
+        <w:shd w:val="clear" w:fill="F2F5FA"/>
       </w:pPr>
       <w:r>
         <w:rPr>
           <w:b/>
-          <w:sz w:val="20"/>
         </w:rPr>
         <w:t>段落优先级</w:t>
       </w:r>
       <w:r>
         <w:rPr>
-          <w:sz w:val="20"/>
+          <w:b w:val="0"/>
         </w:rPr>
         <w:t>：★核心必读（时间不够时只读这段）｜◈可选（时间富余时读）</w:t>
       </w:r>
@@ -1712,13 +1756,12 @@
       <w:r>
         <w:rPr>
           <w:b/>
-          <w:sz w:val="21"/>
         </w:rPr>
         <w:t>原文摘录（共读用）——十方散播文（完整原文，复制自《原文全集》第九部分，未作删改）</w:t>
       </w:r>
       <w:r>
         <w:rPr>
-          <w:sz w:val="21"/>
+          <w:b w:val="0"/>
         </w:rPr>
         <w:t>：</w:t>
       </w:r>
@@ -1727,263 +1770,825 @@
       <w:r>
         <w:rPr>
           <w:b/>
-          <w:sz w:val="21"/>
         </w:rPr>
         <w:t>★核心段落（必读）</w:t>
       </w:r>
       <w:r>
         <w:rPr>
-          <w:sz w:val="21"/>
+          <w:b w:val="0"/>
         </w:rPr>
         <w:t>【本周朗读段】</w:t>
       </w:r>
     </w:p>
     <w:p>
       <w:pPr>
-        <w:spacing w:before="40" w:after="80"/>
-        <w:ind w:left="283"/>
-        <w:shd w:val="clear" w:color="auto" w:fill="EEF2F8"/>
+        <w:ind w:left="170"/>
         <w:pBdr>
-          <w:left w:val="single" w:sz="20" w:space="6" w:color="1F3864"/>
+          <w:left w:val="single" w:sz="18" w:space="4" w:color="1F3864"/>
         </w:pBdr>
+        <w:shd w:val="clear" w:fill="F2F5FA"/>
       </w:pPr>
       <w:r>
         <w:rPr>
           <w:b/>
-          <w:sz w:val="20"/>
         </w:rPr>
         <w:t>（三）散播慈爱与发愿（Mettābhāvanā ca Patthanā ca，每晚在结束一天的修行生活前念诵）——十方散播部分</w:t>
       </w:r>
     </w:p>
     <w:p>
       <w:pPr>
-        <w:spacing w:before="40" w:after="80"/>
-        <w:ind w:left="283"/>
-        <w:shd w:val="clear" w:color="auto" w:fill="EEF2F8"/>
+        <w:ind w:left="170"/>
         <w:pBdr>
-          <w:left w:val="single" w:sz="20" w:space="6" w:color="1F3864"/>
+          <w:left w:val="single" w:sz="18" w:space="4" w:color="1F3864"/>
         </w:pBdr>
+        <w:shd w:val="clear" w:fill="F2F5FA"/>
       </w:pPr>
       <w:r>
         <w:rPr>
-          <w:sz w:val="20"/>
+          <w:b w:val="0"/>
         </w:rPr>
-        <w:t>Sabbe sattā, sabbe pāṇā, sabbe bhūtā, sabbe puggalā, 愿一切有情、一切众生、一切生类、一切个体、 sabbe attabhāvapariyāpannā, sabbā itthiyo, sabbe purisā, 一切拥有自体者；一切女性、一切男性、 sabbe ariyā, sabbe anariyā, sabbe devā, sabbe manussā, sabbe vinipātikā. 一切圣者、一切非圣者、一切诸天、一切人类、一切堕苦处者。 Averā hontu, abyāpajjā hontu, anīghā hontu, sukhī attānaṃ pariharantu. 无怨敌，无瞋害，无恼乱，保持自己的快乐！ Dukkhā muccantu, yathāladdhasampattito māvigacchantu, kammassakā. 脱离诸苦，不失去所得的成就。［他们］是业的所有者！</w:t>
+        <w:t>Sabbe sattā, sabbe pāṇā, sabbe bhūtā, sabbe puggalā,</w:t>
+      </w:r>
+    </w:p>
+    <w:p>
+      <w:pPr>
+        <w:ind w:left="170"/>
+        <w:pBdr>
+          <w:left w:val="single" w:sz="18" w:space="4" w:color="1F3864"/>
+        </w:pBdr>
+        <w:shd w:val="clear" w:fill="F2F5FA"/>
+      </w:pPr>
+      <w:r>
+        <w:rPr>
+          <w:b w:val="0"/>
+        </w:rPr>
+        <w:t>愿一切有情、一切众生、一切生类、一切个体、</w:t>
+      </w:r>
+    </w:p>
+    <w:p>
+      <w:pPr>
+        <w:ind w:left="170"/>
+        <w:pBdr>
+          <w:left w:val="single" w:sz="18" w:space="4" w:color="1F3864"/>
+        </w:pBdr>
+        <w:shd w:val="clear" w:fill="F2F5FA"/>
+      </w:pPr>
+      <w:r>
+        <w:rPr>
+          <w:b w:val="0"/>
+        </w:rPr>
+        <w:t>sabbe attabhāvapariyāpannā, sabbā itthiyo, sabbe purisā,</w:t>
+      </w:r>
+    </w:p>
+    <w:p>
+      <w:pPr>
+        <w:ind w:left="170"/>
+        <w:pBdr>
+          <w:left w:val="single" w:sz="18" w:space="4" w:color="1F3864"/>
+        </w:pBdr>
+        <w:shd w:val="clear" w:fill="F2F5FA"/>
+      </w:pPr>
+      <w:r>
+        <w:rPr>
+          <w:b w:val="0"/>
+        </w:rPr>
+        <w:t>一切拥有自体者；一切女性、一切男性、</w:t>
+      </w:r>
+    </w:p>
+    <w:p>
+      <w:pPr>
+        <w:ind w:left="170"/>
+        <w:pBdr>
+          <w:left w:val="single" w:sz="18" w:space="4" w:color="1F3864"/>
+        </w:pBdr>
+        <w:shd w:val="clear" w:fill="F2F5FA"/>
+      </w:pPr>
+      <w:r>
+        <w:rPr>
+          <w:b w:val="0"/>
+        </w:rPr>
+        <w:t>sabbe ariyā, sabbe anariyā, sabbe devā, sabbe manussā, sabbe vinipātikā.</w:t>
+      </w:r>
+    </w:p>
+    <w:p>
+      <w:pPr>
+        <w:ind w:left="170"/>
+        <w:pBdr>
+          <w:left w:val="single" w:sz="18" w:space="4" w:color="1F3864"/>
+        </w:pBdr>
+        <w:shd w:val="clear" w:fill="F2F5FA"/>
+      </w:pPr>
+      <w:r>
+        <w:rPr>
+          <w:b w:val="0"/>
+        </w:rPr>
+        <w:t>一切圣者、一切非圣者、一切诸天、一切人类、一切堕苦处者。</w:t>
+      </w:r>
+    </w:p>
+    <w:p>
+      <w:pPr>
+        <w:ind w:left="170"/>
+        <w:pBdr>
+          <w:left w:val="single" w:sz="18" w:space="4" w:color="1F3864"/>
+        </w:pBdr>
+        <w:shd w:val="clear" w:fill="F2F5FA"/>
+      </w:pPr>
+      <w:r>
+        <w:rPr>
+          <w:b w:val="0"/>
+        </w:rPr>
+        <w:t>Averā hontu, abyāpajjā hontu, anīghā hontu, sukhī attānaṃ pariharantu.</w:t>
+      </w:r>
+    </w:p>
+    <w:p>
+      <w:pPr>
+        <w:ind w:left="170"/>
+        <w:pBdr>
+          <w:left w:val="single" w:sz="18" w:space="4" w:color="1F3864"/>
+        </w:pBdr>
+        <w:shd w:val="clear" w:fill="F2F5FA"/>
+      </w:pPr>
+      <w:r>
+        <w:rPr>
+          <w:b w:val="0"/>
+        </w:rPr>
+        <w:t>无怨敌，无瞋害，无恼乱，保持自己的快乐！</w:t>
+      </w:r>
+    </w:p>
+    <w:p>
+      <w:pPr>
+        <w:ind w:left="170"/>
+        <w:pBdr>
+          <w:left w:val="single" w:sz="18" w:space="4" w:color="1F3864"/>
+        </w:pBdr>
+        <w:shd w:val="clear" w:fill="F2F5FA"/>
+      </w:pPr>
+      <w:r>
+        <w:rPr>
+          <w:b w:val="0"/>
+        </w:rPr>
+        <w:t>Dukkhā muccantu, yathāladdhasampattito māvigacchantu, kammassakā.</w:t>
+      </w:r>
+    </w:p>
+    <w:p>
+      <w:pPr>
+        <w:ind w:left="170"/>
+        <w:pBdr>
+          <w:left w:val="single" w:sz="18" w:space="4" w:color="1F3864"/>
+        </w:pBdr>
+        <w:shd w:val="clear" w:fill="F2F5FA"/>
+      </w:pPr>
+      <w:r>
+        <w:rPr>
+          <w:b w:val="0"/>
+        </w:rPr>
+        <w:t>脱离诸苦，不失去所得的成就。［他们］是业的所有者！</w:t>
       </w:r>
     </w:p>
     <w:p>
       <w:r>
         <w:rPr>
           <w:b/>
-          <w:sz w:val="21"/>
         </w:rPr>
         <w:t>★核心段落（必读）</w:t>
       </w:r>
       <w:r>
         <w:rPr>
-          <w:sz w:val="21"/>
+          <w:b w:val="0"/>
         </w:rPr>
         <w:t>【本周朗读段】</w:t>
       </w:r>
     </w:p>
     <w:p>
       <w:pPr>
-        <w:spacing w:before="40" w:after="80"/>
-        <w:ind w:left="283"/>
-        <w:shd w:val="clear" w:color="auto" w:fill="EEF2F8"/>
+        <w:ind w:left="170"/>
         <w:pBdr>
-          <w:left w:val="single" w:sz="20" w:space="6" w:color="1F3864"/>
+          <w:left w:val="single" w:sz="18" w:space="4" w:color="1F3864"/>
         </w:pBdr>
+        <w:shd w:val="clear" w:fill="F2F5FA"/>
       </w:pPr>
       <w:r>
         <w:rPr>
-          <w:sz w:val="20"/>
+          <w:b w:val="0"/>
         </w:rPr>
-        <w:t>Puratthimāya disāya, pacchimāya disāya, uttarāya disāya, dakkhiṇāya disāya, 愿东方、西方、北方、南方， puratthimāya anudisāya, pacchimāya anudisāya, uttarāya anudisāya, dakkhiṇāya anudisāya, 东南方、西北方、东北方、西南方， heṭṭhimāya disāya, uparimāya disāya. Sabbe sattā, sabbe pāṇā, 下方、上方的一切有情、一切众生、 sabbe bhūtā, sabbe puggalā, sabbe attabhāvapariyāpannā, 一切生类、一切个体、一切拥有自体者； sabbā itthiyo, sabbe purisā, sabbe ariyā, sabbe anariyā, 一切女性、一切男性、一切圣者、一切非圣者、 sabbe devā, sabbe manussā, sabbe vinipātikā. 一切诸天、一切人类、一切堕苦处者。 Averā hontu, abyāpajjā hontu, anīghā hontu, sukhī attānaṃ pariharantu, 无怨敌，无瞋害，无恼乱，保持自己的快乐， Dukkhā muccantu, yathāladdhasampattito māvigacchantu, kammassakā. 脱离诸苦，不失去所得的成就。［他们］是业的所有者！</w:t>
+        <w:t>Puratthimāya disāya, pacchimāya disāya, uttarāya disāya, dakkhiṇāya disāya,</w:t>
+      </w:r>
+    </w:p>
+    <w:p>
+      <w:pPr>
+        <w:ind w:left="170"/>
+        <w:pBdr>
+          <w:left w:val="single" w:sz="18" w:space="4" w:color="1F3864"/>
+        </w:pBdr>
+        <w:shd w:val="clear" w:fill="F2F5FA"/>
+      </w:pPr>
+      <w:r>
+        <w:rPr>
+          <w:b w:val="0"/>
+        </w:rPr>
+        <w:t>愿东方、西方、北方、南方，</w:t>
+      </w:r>
+    </w:p>
+    <w:p>
+      <w:pPr>
+        <w:ind w:left="170"/>
+        <w:pBdr>
+          <w:left w:val="single" w:sz="18" w:space="4" w:color="1F3864"/>
+        </w:pBdr>
+        <w:shd w:val="clear" w:fill="F2F5FA"/>
+      </w:pPr>
+      <w:r>
+        <w:rPr>
+          <w:b w:val="0"/>
+        </w:rPr>
+        <w:t>puratthimāya anudisāya, pacchimāya anudisāya, uttarāya anudisāya, dakkhiṇāya anudisāya,</w:t>
+      </w:r>
+    </w:p>
+    <w:p>
+      <w:pPr>
+        <w:ind w:left="170"/>
+        <w:pBdr>
+          <w:left w:val="single" w:sz="18" w:space="4" w:color="1F3864"/>
+        </w:pBdr>
+        <w:shd w:val="clear" w:fill="F2F5FA"/>
+      </w:pPr>
+      <w:r>
+        <w:rPr>
+          <w:b w:val="0"/>
+        </w:rPr>
+        <w:t>东南方、西北方、东北方、西南方，</w:t>
+      </w:r>
+    </w:p>
+    <w:p>
+      <w:pPr>
+        <w:ind w:left="170"/>
+        <w:pBdr>
+          <w:left w:val="single" w:sz="18" w:space="4" w:color="1F3864"/>
+        </w:pBdr>
+        <w:shd w:val="clear" w:fill="F2F5FA"/>
+      </w:pPr>
+      <w:r>
+        <w:rPr>
+          <w:b w:val="0"/>
+        </w:rPr>
+        <w:t>heṭṭhimāya disāya, uparimāya disāya. Sabbe sattā, sabbe pāṇā,</w:t>
+      </w:r>
+    </w:p>
+    <w:p>
+      <w:pPr>
+        <w:ind w:left="170"/>
+        <w:pBdr>
+          <w:left w:val="single" w:sz="18" w:space="4" w:color="1F3864"/>
+        </w:pBdr>
+        <w:shd w:val="clear" w:fill="F2F5FA"/>
+      </w:pPr>
+      <w:r>
+        <w:rPr>
+          <w:b w:val="0"/>
+        </w:rPr>
+        <w:t>下方、上方的一切有情、一切众生、</w:t>
+      </w:r>
+    </w:p>
+    <w:p>
+      <w:pPr>
+        <w:ind w:left="170"/>
+        <w:pBdr>
+          <w:left w:val="single" w:sz="18" w:space="4" w:color="1F3864"/>
+        </w:pBdr>
+        <w:shd w:val="clear" w:fill="F2F5FA"/>
+      </w:pPr>
+      <w:r>
+        <w:rPr>
+          <w:b w:val="0"/>
+        </w:rPr>
+        <w:t>sabbe bhūtā, sabbe puggalā, sabbe attabhāvapariyāpannā,</w:t>
+      </w:r>
+    </w:p>
+    <w:p>
+      <w:pPr>
+        <w:ind w:left="170"/>
+        <w:pBdr>
+          <w:left w:val="single" w:sz="18" w:space="4" w:color="1F3864"/>
+        </w:pBdr>
+        <w:shd w:val="clear" w:fill="F2F5FA"/>
+      </w:pPr>
+      <w:r>
+        <w:rPr>
+          <w:b w:val="0"/>
+        </w:rPr>
+        <w:t>一切生类、一切个体、一切拥有自体者；</w:t>
+      </w:r>
+    </w:p>
+    <w:p>
+      <w:pPr>
+        <w:ind w:left="170"/>
+        <w:pBdr>
+          <w:left w:val="single" w:sz="18" w:space="4" w:color="1F3864"/>
+        </w:pBdr>
+        <w:shd w:val="clear" w:fill="F2F5FA"/>
+      </w:pPr>
+      <w:r>
+        <w:rPr>
+          <w:b w:val="0"/>
+        </w:rPr>
+        <w:t>sabbā itthiyo, sabbe purisā, sabbe ariyā, sabbe anariyā,</w:t>
+      </w:r>
+    </w:p>
+    <w:p>
+      <w:pPr>
+        <w:ind w:left="170"/>
+        <w:pBdr>
+          <w:left w:val="single" w:sz="18" w:space="4" w:color="1F3864"/>
+        </w:pBdr>
+        <w:shd w:val="clear" w:fill="F2F5FA"/>
+      </w:pPr>
+      <w:r>
+        <w:rPr>
+          <w:b w:val="0"/>
+        </w:rPr>
+        <w:t>一切女性、一切男性、一切圣者、一切非圣者、</w:t>
+      </w:r>
+    </w:p>
+    <w:p>
+      <w:pPr>
+        <w:ind w:left="170"/>
+        <w:pBdr>
+          <w:left w:val="single" w:sz="18" w:space="4" w:color="1F3864"/>
+        </w:pBdr>
+        <w:shd w:val="clear" w:fill="F2F5FA"/>
+      </w:pPr>
+      <w:r>
+        <w:rPr>
+          <w:b w:val="0"/>
+        </w:rPr>
+        <w:t>sabbe devā, sabbe manussā, sabbe vinipātikā.</w:t>
+      </w:r>
+    </w:p>
+    <w:p>
+      <w:pPr>
+        <w:ind w:left="170"/>
+        <w:pBdr>
+          <w:left w:val="single" w:sz="18" w:space="4" w:color="1F3864"/>
+        </w:pBdr>
+        <w:shd w:val="clear" w:fill="F2F5FA"/>
+      </w:pPr>
+      <w:r>
+        <w:rPr>
+          <w:b w:val="0"/>
+        </w:rPr>
+        <w:t>一切诸天、一切人类、一切堕苦处者。</w:t>
+      </w:r>
+    </w:p>
+    <w:p>
+      <w:pPr>
+        <w:ind w:left="170"/>
+        <w:pBdr>
+          <w:left w:val="single" w:sz="18" w:space="4" w:color="1F3864"/>
+        </w:pBdr>
+        <w:shd w:val="clear" w:fill="F2F5FA"/>
+      </w:pPr>
+      <w:r>
+        <w:rPr>
+          <w:b w:val="0"/>
+        </w:rPr>
+        <w:t>Averā hontu, abyāpajjā hontu, anīghā hontu, sukhī attānaṃ pariharantu,</w:t>
+      </w:r>
+    </w:p>
+    <w:p>
+      <w:pPr>
+        <w:ind w:left="170"/>
+        <w:pBdr>
+          <w:left w:val="single" w:sz="18" w:space="4" w:color="1F3864"/>
+        </w:pBdr>
+        <w:shd w:val="clear" w:fill="F2F5FA"/>
+      </w:pPr>
+      <w:r>
+        <w:rPr>
+          <w:b w:val="0"/>
+        </w:rPr>
+        <w:t>无怨敌，无瞋害，无恼乱，保持自己的快乐，</w:t>
+      </w:r>
+    </w:p>
+    <w:p>
+      <w:pPr>
+        <w:ind w:left="170"/>
+        <w:pBdr>
+          <w:left w:val="single" w:sz="18" w:space="4" w:color="1F3864"/>
+        </w:pBdr>
+        <w:shd w:val="clear" w:fill="F2F5FA"/>
+      </w:pPr>
+      <w:r>
+        <w:rPr>
+          <w:b w:val="0"/>
+        </w:rPr>
+        <w:t>Dukkhā muccantu, yathāladdhasampattito māvigacchantu, kammassakā.</w:t>
+      </w:r>
+    </w:p>
+    <w:p>
+      <w:pPr>
+        <w:ind w:left="170"/>
+        <w:pBdr>
+          <w:left w:val="single" w:sz="18" w:space="4" w:color="1F3864"/>
+        </w:pBdr>
+        <w:shd w:val="clear" w:fill="F2F5FA"/>
+      </w:pPr>
+      <w:r>
+        <w:rPr>
+          <w:b w:val="0"/>
+        </w:rPr>
+        <w:t>脱离诸苦，不失去所得的成就。［他们］是业的所有者！</w:t>
       </w:r>
     </w:p>
     <w:p>
       <w:r>
         <w:rPr>
           <w:b/>
-          <w:sz w:val="21"/>
         </w:rPr>
         <w:t>◈扩展段落（可选）</w:t>
       </w:r>
       <w:r>
         <w:rPr>
-          <w:sz w:val="21"/>
+          <w:b w:val="0"/>
         </w:rPr>
         <w:t>【默读／选读／延伸】</w:t>
       </w:r>
     </w:p>
     <w:p>
       <w:pPr>
-        <w:spacing w:before="40" w:after="80"/>
-        <w:ind w:left="283"/>
-        <w:shd w:val="clear" w:color="auto" w:fill="EEF2F8"/>
+        <w:ind w:left="170"/>
         <w:pBdr>
-          <w:left w:val="single" w:sz="20" w:space="6" w:color="1F3864"/>
+          <w:left w:val="single" w:sz="18" w:space="4" w:color="1F3864"/>
         </w:pBdr>
+        <w:shd w:val="clear" w:fill="F2F5FA"/>
       </w:pPr>
       <w:r>
         <w:rPr>
-          <w:sz w:val="20"/>
+          <w:b w:val="0"/>
         </w:rPr>
-        <w:t>Uddhaṃ yāva bhavaggā ca, adho yāva avīcito; 上至有顶天，下至无间狱， Samantā cakkavāḷesu, ye sattā pathavīcarā; 于普轮围界，地上走有情， Abyāpajjā niverā ca, niddukkhā ca' anuppaddavā. 愿无瞋、无怨，无苦及无难！ Uddhaṃ yāva bhavaggā ca, adho yāva avīcito; 上至有顶天，下至无间狱， Samantā cakkavāḷesu, ye sattā udake carā; 于普轮围界，水中游有情， Abyāpajjā niverā ca, niddukkhā ca' anuppaddavā. 愿无瞋、无怨，无苦及无难！ Uddhaṃ yāva bhavaggā ca, adho yāva avīcito; 上至有顶天，下至无间狱， Samantā cakkavāḷesu, ye sattā ākāsecarā; 于普轮围界，空中飞有情， Abyāpajjā niverā ca, niddukkhā ca' anuppaddavā. 愿无瞋、无怨，无苦及无难！</w:t>
+        <w:t>Uddhaṃ yāva bhavaggā ca, adho yāva avīcito;</w:t>
       </w:r>
     </w:p>
     <w:p>
       <w:pPr>
-        <w:spacing w:before="120" w:after="80"/>
+        <w:ind w:left="170"/>
+        <w:pBdr>
+          <w:left w:val="single" w:sz="18" w:space="4" w:color="1F3864"/>
+        </w:pBdr>
+        <w:shd w:val="clear" w:fill="F2F5FA"/>
       </w:pPr>
       <w:r>
         <w:rPr>
-          <w:rFonts w:ascii="Microsoft YaHei" w:hAnsi="Microsoft YaHei" w:eastAsia="Microsoft YaHei"/>
+          <w:b w:val="0"/>
+        </w:rPr>
+        <w:t>上至有顶天，下至无间狱，</w:t>
+      </w:r>
+    </w:p>
+    <w:p>
+      <w:pPr>
+        <w:ind w:left="170"/>
+        <w:pBdr>
+          <w:left w:val="single" w:sz="18" w:space="4" w:color="1F3864"/>
+        </w:pBdr>
+        <w:shd w:val="clear" w:fill="F2F5FA"/>
+      </w:pPr>
+      <w:r>
+        <w:rPr>
+          <w:b w:val="0"/>
+        </w:rPr>
+        <w:t>Samantā cakkavāḷesu, ye sattā pathavīcarā;</w:t>
+      </w:r>
+    </w:p>
+    <w:p>
+      <w:pPr>
+        <w:ind w:left="170"/>
+        <w:pBdr>
+          <w:left w:val="single" w:sz="18" w:space="4" w:color="1F3864"/>
+        </w:pBdr>
+        <w:shd w:val="clear" w:fill="F2F5FA"/>
+      </w:pPr>
+      <w:r>
+        <w:rPr>
+          <w:b w:val="0"/>
+        </w:rPr>
+        <w:t>于普轮围界，地上走有情，</w:t>
+      </w:r>
+    </w:p>
+    <w:p>
+      <w:pPr>
+        <w:ind w:left="170"/>
+        <w:pBdr>
+          <w:left w:val="single" w:sz="18" w:space="4" w:color="1F3864"/>
+        </w:pBdr>
+        <w:shd w:val="clear" w:fill="F2F5FA"/>
+      </w:pPr>
+      <w:r>
+        <w:rPr>
+          <w:b w:val="0"/>
+        </w:rPr>
+        <w:t>Abyāpajjā niverā ca, niddukkhā ca' anuppaddavā.</w:t>
+      </w:r>
+    </w:p>
+    <w:p>
+      <w:pPr>
+        <w:ind w:left="170"/>
+        <w:pBdr>
+          <w:left w:val="single" w:sz="18" w:space="4" w:color="1F3864"/>
+        </w:pBdr>
+        <w:shd w:val="clear" w:fill="F2F5FA"/>
+      </w:pPr>
+      <w:r>
+        <w:rPr>
+          <w:b w:val="0"/>
+        </w:rPr>
+        <w:t>愿无瞋、无怨，无苦及无难！</w:t>
+      </w:r>
+    </w:p>
+    <w:p>
+      <w:pPr>
+        <w:ind w:left="170"/>
+        <w:pBdr>
+          <w:left w:val="single" w:sz="18" w:space="4" w:color="1F3864"/>
+        </w:pBdr>
+        <w:shd w:val="clear" w:fill="F2F5FA"/>
+      </w:pPr>
+      <w:r>
+        <w:rPr>
+          <w:b w:val="0"/>
+        </w:rPr>
+        <w:t>Uddhaṃ yāva bhavaggā ca, adho yāva avīcito;</w:t>
+      </w:r>
+    </w:p>
+    <w:p>
+      <w:pPr>
+        <w:ind w:left="170"/>
+        <w:pBdr>
+          <w:left w:val="single" w:sz="18" w:space="4" w:color="1F3864"/>
+        </w:pBdr>
+        <w:shd w:val="clear" w:fill="F2F5FA"/>
+      </w:pPr>
+      <w:r>
+        <w:rPr>
+          <w:b w:val="0"/>
+        </w:rPr>
+        <w:t>上至有顶天，下至无间狱，</w:t>
+      </w:r>
+    </w:p>
+    <w:p>
+      <w:pPr>
+        <w:ind w:left="170"/>
+        <w:pBdr>
+          <w:left w:val="single" w:sz="18" w:space="4" w:color="1F3864"/>
+        </w:pBdr>
+        <w:shd w:val="clear" w:fill="F2F5FA"/>
+      </w:pPr>
+      <w:r>
+        <w:rPr>
+          <w:b w:val="0"/>
+        </w:rPr>
+        <w:t>Samantā cakkavāḷesu, ye sattā udake carā;</w:t>
+      </w:r>
+    </w:p>
+    <w:p>
+      <w:pPr>
+        <w:ind w:left="170"/>
+        <w:pBdr>
+          <w:left w:val="single" w:sz="18" w:space="4" w:color="1F3864"/>
+        </w:pBdr>
+        <w:shd w:val="clear" w:fill="F2F5FA"/>
+      </w:pPr>
+      <w:r>
+        <w:rPr>
+          <w:b w:val="0"/>
+        </w:rPr>
+        <w:t>于普轮围界，水中游有情，</w:t>
+      </w:r>
+    </w:p>
+    <w:p>
+      <w:pPr>
+        <w:ind w:left="170"/>
+        <w:pBdr>
+          <w:left w:val="single" w:sz="18" w:space="4" w:color="1F3864"/>
+        </w:pBdr>
+        <w:shd w:val="clear" w:fill="F2F5FA"/>
+      </w:pPr>
+      <w:r>
+        <w:rPr>
+          <w:b w:val="0"/>
+        </w:rPr>
+        <w:t>Abyāpajjā niverā ca, niddukkhā ca' anuppaddavā.</w:t>
+      </w:r>
+    </w:p>
+    <w:p>
+      <w:pPr>
+        <w:ind w:left="170"/>
+        <w:pBdr>
+          <w:left w:val="single" w:sz="18" w:space="4" w:color="1F3864"/>
+        </w:pBdr>
+        <w:shd w:val="clear" w:fill="F2F5FA"/>
+      </w:pPr>
+      <w:r>
+        <w:rPr>
+          <w:b w:val="0"/>
+        </w:rPr>
+        <w:t>愿无瞋、无怨，无苦及无难！</w:t>
+      </w:r>
+    </w:p>
+    <w:p>
+      <w:pPr>
+        <w:ind w:left="170"/>
+        <w:pBdr>
+          <w:left w:val="single" w:sz="18" w:space="4" w:color="1F3864"/>
+        </w:pBdr>
+        <w:shd w:val="clear" w:fill="F2F5FA"/>
+      </w:pPr>
+      <w:r>
+        <w:rPr>
+          <w:b w:val="0"/>
+        </w:rPr>
+        <w:t>Uddhaṃ yāva bhavaggā ca, adho yāva avīcito;</w:t>
+      </w:r>
+    </w:p>
+    <w:p>
+      <w:pPr>
+        <w:ind w:left="170"/>
+        <w:pBdr>
+          <w:left w:val="single" w:sz="18" w:space="4" w:color="1F3864"/>
+        </w:pBdr>
+        <w:shd w:val="clear" w:fill="F2F5FA"/>
+      </w:pPr>
+      <w:r>
+        <w:rPr>
+          <w:b w:val="0"/>
+        </w:rPr>
+        <w:t>上至有顶天，下至无间狱，</w:t>
+      </w:r>
+    </w:p>
+    <w:p>
+      <w:pPr>
+        <w:ind w:left="170"/>
+        <w:pBdr>
+          <w:left w:val="single" w:sz="18" w:space="4" w:color="1F3864"/>
+        </w:pBdr>
+        <w:shd w:val="clear" w:fill="F2F5FA"/>
+      </w:pPr>
+      <w:r>
+        <w:rPr>
+          <w:b w:val="0"/>
+        </w:rPr>
+        <w:t>Samantā cakkavāḷesu, ye sattā ākāsecarā;</w:t>
+      </w:r>
+    </w:p>
+    <w:p>
+      <w:pPr>
+        <w:ind w:left="170"/>
+        <w:pBdr>
+          <w:left w:val="single" w:sz="18" w:space="4" w:color="1F3864"/>
+        </w:pBdr>
+        <w:shd w:val="clear" w:fill="F2F5FA"/>
+      </w:pPr>
+      <w:r>
+        <w:rPr>
+          <w:b w:val="0"/>
+        </w:rPr>
+        <w:t>于普轮围界，空中飞有情，</w:t>
+      </w:r>
+    </w:p>
+    <w:p>
+      <w:pPr>
+        <w:ind w:left="170"/>
+        <w:pBdr>
+          <w:left w:val="single" w:sz="18" w:space="4" w:color="1F3864"/>
+        </w:pBdr>
+        <w:shd w:val="clear" w:fill="F2F5FA"/>
+      </w:pPr>
+      <w:r>
+        <w:rPr>
+          <w:b w:val="0"/>
+        </w:rPr>
+        <w:t>Abyāpajjā niverā ca, niddukkhā ca' anuppaddavā.</w:t>
+      </w:r>
+    </w:p>
+    <w:p>
+      <w:pPr>
+        <w:ind w:left="170"/>
+        <w:pBdr>
+          <w:left w:val="single" w:sz="18" w:space="4" w:color="1F3864"/>
+        </w:pBdr>
+        <w:shd w:val="clear" w:fill="F2F5FA"/>
+      </w:pPr>
+      <w:r>
+        <w:rPr>
+          <w:b w:val="0"/>
+        </w:rPr>
+        <w:t>愿无瞋、无怨，无苦及无难！</w:t>
+      </w:r>
+    </w:p>
+    <w:p>
+      <w:r>
+        <w:rPr>
           <w:b/>
           <w:color w:val="1F3864"/>
-          <w:sz w:val="25"/>
+          <w:sz w:val="23"/>
         </w:rPr>
         <w:t>原文材料③：破除界限、528遍满与慈心禅那</w:t>
       </w:r>
     </w:p>
     <w:p>
       <w:pPr>
-        <w:ind w:left="340"/>
-      </w:pPr>
-      <w:r>
-        <w:rPr>
-          <w:color w:val="1F3864"/>
-          <w:sz w:val="21"/>
-        </w:rPr>
-        <w:t xml:space="preserve">• </w:t>
-      </w:r>
+        <w:pStyle w:val="ListBullet"/>
+      </w:pPr>
       <w:r>
         <w:rPr>
           <w:b/>
-          <w:sz w:val="21"/>
         </w:rPr>
         <w:t>标题</w:t>
       </w:r>
       <w:r>
         <w:rPr>
-          <w:sz w:val="21"/>
+          <w:b w:val="0"/>
         </w:rPr>
         <w:t>：智慧之光（修订版）· 第六章 四护卫业处 → 一、慈心修习（缅甸帕奥禅师著）</w:t>
       </w:r>
     </w:p>
     <w:p>
       <w:pPr>
-        <w:ind w:left="340"/>
-      </w:pPr>
-      <w:r>
-        <w:rPr>
-          <w:color w:val="1F3864"/>
-          <w:sz w:val="21"/>
-        </w:rPr>
-        <w:t xml:space="preserve">• </w:t>
-      </w:r>
+        <w:pStyle w:val="ListBullet"/>
+      </w:pPr>
       <w:r>
         <w:rPr>
           <w:b/>
-          <w:sz w:val="21"/>
         </w:rPr>
         <w:t>文件类型</w:t>
       </w:r>
       <w:r>
         <w:rPr>
-          <w:sz w:val="21"/>
+          <w:b w:val="0"/>
         </w:rPr>
         <w:t>：PDF书籍（文字版）</w:t>
       </w:r>
     </w:p>
     <w:p>
       <w:pPr>
-        <w:ind w:left="340"/>
-      </w:pPr>
-      <w:r>
-        <w:rPr>
-          <w:color w:val="1F3864"/>
-          <w:sz w:val="21"/>
-        </w:rPr>
-        <w:t xml:space="preserve">• </w:t>
-      </w:r>
+        <w:pStyle w:val="ListBullet"/>
+      </w:pPr>
       <w:r>
         <w:rPr>
           <w:b/>
-          <w:sz w:val="21"/>
         </w:rPr>
         <w:t>知识库出处</w:t>
       </w:r>
       <w:r>
         <w:rPr>
-          <w:sz w:val="21"/>
+          <w:b w:val="0"/>
         </w:rPr>
         <w:t>：知识库「古源尊者开示及上座部佛教资料」</w:t>
       </w:r>
     </w:p>
     <w:p>
       <w:pPr>
-        <w:ind w:left="340"/>
-      </w:pPr>
-      <w:r>
-        <w:rPr>
-          <w:color w:val="1F3864"/>
-          <w:sz w:val="21"/>
-        </w:rPr>
-        <w:t xml:space="preserve">• </w:t>
-      </w:r>
+        <w:pStyle w:val="ListBullet"/>
+      </w:pPr>
       <w:r>
         <w:rPr>
           <w:b/>
-          <w:sz w:val="21"/>
         </w:rPr>
         <w:t>media_id</w:t>
       </w:r>
       <w:r>
         <w:rPr>
-          <w:sz w:val="21"/>
+          <w:b w:val="0"/>
         </w:rPr>
-        <w:t>：`pdf_d0dd1c0cd17209afe241ece24bf6b7b4_321beadc47689d2b0fc6c992031fc0647439961422831605`</w:t>
+        <w:t>：pdf_d0dd1c0cd17209afe241ece24bf6b7b4_321beadc47689d2b0fc6c992031fc0647439961422831605</w:t>
       </w:r>
     </w:p>
     <w:p>
       <w:pPr>
-        <w:ind w:left="340"/>
-      </w:pPr>
-      <w:r>
-        <w:rPr>
-          <w:color w:val="1F3864"/>
-          <w:sz w:val="21"/>
-        </w:rPr>
-        <w:t xml:space="preserve">• </w:t>
-      </w:r>
+        <w:pStyle w:val="ListBullet"/>
+      </w:pPr>
       <w:r>
         <w:rPr>
           <w:b/>
-          <w:sz w:val="21"/>
         </w:rPr>
         <w:t>打开方式</w:t>
       </w:r>
       <w:r>
         <w:rPr>
-          <w:sz w:val="21"/>
+          <w:b w:val="0"/>
         </w:rPr>
         <w:t>：ima知识库搜索「智慧之光」即可打开</w:t>
       </w:r>
     </w:p>
     <w:p>
       <w:pPr>
-        <w:spacing w:before="40" w:after="80"/>
-        <w:ind w:left="283"/>
-        <w:shd w:val="clear" w:color="auto" w:fill="EEF2F8"/>
+        <w:ind w:left="170"/>
         <w:pBdr>
-          <w:left w:val="single" w:sz="20" w:space="6" w:color="1F3864"/>
+          <w:left w:val="single" w:sz="18" w:space="4" w:color="1F3864"/>
         </w:pBdr>
+        <w:shd w:val="clear" w:fill="F2F5FA"/>
       </w:pPr>
       <w:r>
         <w:rPr>
-          <w:sz w:val="20"/>
+          <w:b w:val="0"/>
         </w:rPr>
         <w:t>📎 以下为章节原文（照录，未删改）：</w:t>
       </w:r>
@@ -1992,29 +2597,27 @@
       <w:r>
         <w:rPr>
           <w:b/>
-          <w:sz w:val="21"/>
         </w:rPr>
         <w:t>★核心段落（必读）</w:t>
       </w:r>
       <w:r>
         <w:rPr>
-          <w:sz w:val="21"/>
+          <w:b w:val="0"/>
         </w:rPr>
         <w:t>【本周朗读段】</w:t>
       </w:r>
     </w:p>
     <w:p>
       <w:pPr>
-        <w:spacing w:before="40" w:after="80"/>
-        <w:ind w:left="283"/>
-        <w:shd w:val="clear" w:color="auto" w:fill="EEF2F8"/>
+        <w:ind w:left="170"/>
         <w:pBdr>
-          <w:left w:val="single" w:sz="20" w:space="6" w:color="1F3864"/>
+          <w:left w:val="single" w:sz="18" w:space="4" w:color="1F3864"/>
         </w:pBdr>
+        <w:shd w:val="clear" w:fill="F2F5FA"/>
       </w:pPr>
       <w:r>
         <w:rPr>
-          <w:sz w:val="20"/>
+          <w:b w:val="0"/>
         </w:rPr>
         <w:t>只有在破除界限之后，你才可转修五种"无制限遍满慈"（anodhiso-pharaṇa mettā）及七种"有制限遍满慈"（odhiso-pharaṇa mettā）。在还未破除界限时，若你以"愿一切有情……"的方式来散播慈爱是不能证得慈心禅那的。</w:t>
       </w:r>
@@ -2022,7 +2625,7 @@
     <w:p>
       <w:r>
         <w:rPr>
-          <w:sz w:val="21"/>
+          <w:b w:val="0"/>
         </w:rPr>
         <w:t>五种无制限遍满慈的对象是：一切有情（sabbe sattā）、一切有息者（sabbe pāṇā）、一切生物（sabbe bhūtā）、一切个人（sabbe puggalā）及一切有生命者（sabbe attabhāvapariyāpanna）。</w:t>
       </w:r>
@@ -2030,7 +2633,7 @@
     <w:p>
       <w:r>
         <w:rPr>
-          <w:sz w:val="21"/>
+          <w:b w:val="0"/>
         </w:rPr>
         <w:t>七种有制限遍满慈的对象则是：一切女人（sabbā itthiyo）、一切男人（sabbe purisā）、一切圣者（sabbe ariyā）、一切非圣者（sabbe anariyā）、一切天神（sabbe devā）、一切人（sabbe manussā）、一切恶道众生（sabbe vinipātikā）。在此，"制限"（odhiso）是指限定哪一类众生。</w:t>
       </w:r>
@@ -2038,7 +2641,7 @@
     <w:p>
       <w:r>
         <w:rPr>
-          <w:sz w:val="21"/>
+          <w:b w:val="0"/>
         </w:rPr>
         <w:t>首先以"愿一切有情没有仇敌，没有内心的痛苦，没有身体上的痛苦，愉快地自珍自重"这四种方式培育慈爱。……由于你已成功破除界限，此时是很容易证得慈心禅那的。以"没有仇敌"的方式修到第三禅后，再逐一以"没有内心的痛苦"、"没有身体上的痛苦"及"愉快地自珍自重"三种方式修到第三禅。你必须逐一地用四种方式散播慈爱给：一切有情、一切有息者、一切生物、一切个人及一切有生命者。如此培育的慈爱名为"无制限慈"……成功修完这五组之后，再进一步修习七种有制限遍满慈……逐一地以上述四种方式散播慈爱给他们，直到都证得第三禅。</w:t>
       </w:r>
@@ -2046,7 +2649,7 @@
     <w:p>
       <w:r>
         <w:rPr>
-          <w:sz w:val="21"/>
+          <w:b w:val="0"/>
         </w:rPr>
         <w:t>对于五种无制限遍满慈与七种有制限遍满慈，每一种都有四个散播慈爱的方式。因此，对这寺院范围里的众生，一共有四十八个散播慈爱的方式。如此修行成功之后，你可以把范围扩大至二或三间寺院……成功后，再渐次地把范围扩大至一个村子，两个村子，一个市镇……之后再扩大至整个国家，整个地球，三十一界（cakkavāḷa），乃至无边世界（anantacakkavāḷa）。一组的三十一界即是一个世界，而世界是无数的，所以应以四十八种方式把慈爱散播至无边世界。</w:t>
       </w:r>
@@ -2055,13 +2658,12 @@
       <w:r>
         <w:rPr>
           <w:b/>
-          <w:sz w:val="21"/>
         </w:rPr>
         <w:t>◈扩展段落（可选）</w:t>
       </w:r>
       <w:r>
         <w:rPr>
-          <w:sz w:val="21"/>
+          <w:b w:val="0"/>
         </w:rPr>
         <w:t>【默读／选读／延伸】</w:t>
       </w:r>
@@ -2069,7 +2671,7 @@
     <w:p>
       <w:r>
         <w:rPr>
-          <w:sz w:val="21"/>
+          <w:b w:val="0"/>
         </w:rPr>
         <w:t>这遍满无边世界一切有情、强有力的慈心称为"遍满"（vipphāra），又名"无量"（aparimāṇa），即慈无量心。……再把慈爱散播至无边世界后，再修习把慈爱向十方散播，即"方向遍满慈"（disā pharaṇa mettā）。先把光照向东方的无边世界，然后以四十八种方式把慈爱散播至东方无边世界的一切众生。之后再以同样的方法把慈爱散播至西方、北方、南方、东南方、西北方、东北方、西南方、下方与上方的无边世界。如是，一共有四百八十种依十个方向散播慈爱的方式。前面已提及四十八种无指定方向地把慈爱散播至无边世界的方式，所以一共有五百二十八种散播慈爱的方式。</w:t>
       </w:r>
@@ -2078,59 +2680,52 @@
       <w:r>
         <w:rPr>
           <w:b/>
-          <w:sz w:val="21"/>
         </w:rPr>
         <w:t>★核心段落（必读）</w:t>
       </w:r>
       <w:r>
         <w:rPr>
-          <w:sz w:val="21"/>
+          <w:b w:val="0"/>
         </w:rPr>
         <w:t>【本周朗读段】</w:t>
       </w:r>
     </w:p>
     <w:p>
       <w:pPr>
-        <w:spacing w:before="40" w:after="80"/>
-        <w:ind w:left="283"/>
-        <w:shd w:val="clear" w:color="auto" w:fill="EEF2F8"/>
+        <w:ind w:left="170"/>
         <w:pBdr>
-          <w:left w:val="single" w:sz="20" w:space="6" w:color="1F3864"/>
+          <w:left w:val="single" w:sz="18" w:space="4" w:color="1F3864"/>
         </w:pBdr>
+        <w:shd w:val="clear" w:fill="F2F5FA"/>
       </w:pPr>
       <w:r>
         <w:rPr>
-          <w:sz w:val="20"/>
+          <w:b w:val="0"/>
         </w:rPr>
         <w:t>若能够以"愿此善者没有内心的痛苦"的方式专注于有情的概念超过一小时，寻、伺、喜、乐、一境性五禅支就会很清晰地呈现于心，即已证得初禅。……若你曾修习白遍至第四禅，那是很容易更进一步证得慈心第二禅的。只要除去初禅的寻、伺，即能证得第二禅；若再进一步除去第二禅的喜，即能证得只拥有乐与一境性两个禅支的第三禅。修习慈心是不能够证得第四禅的。为什么呢？当心在希望别人"没有仇敌，没有内心的痛苦，没有身体上的痛苦"时，是否能够安住于舍（upekkhā）呢？是不可能的。因此修习慈心只能够证得第三禅。</w:t>
       </w:r>
     </w:p>
     <w:p>
       <w:pPr>
-        <w:spacing w:before="40" w:after="80"/>
-        <w:ind w:left="283"/>
-        <w:shd w:val="clear" w:color="auto" w:fill="EEF2F8"/>
+        <w:ind w:left="170"/>
         <w:pBdr>
-          <w:left w:val="single" w:sz="20" w:space="6" w:color="1F3864"/>
+          <w:left w:val="single" w:sz="18" w:space="4" w:color="1F3864"/>
         </w:pBdr>
+        <w:shd w:val="clear" w:fill="F2F5FA"/>
       </w:pPr>
       <w:r>
         <w:rPr>
-          <w:sz w:val="20"/>
+          <w:b w:val="0"/>
         </w:rPr>
         <w:t>💡 主持人注意：528 = 12类众生 × 4种祝愿 = 48（无指定方向）；48 × 10个方向 = 480；48 + 480 = 528。共读时可以让大家现场算一遍。慈心禅那部分只需了解"最高到第三禅、因为慈是祝福不能与舍俱"，详细禅次第第6周还会从四无量心整体角度再看。</w:t>
       </w:r>
     </w:p>
     <w:p>
-      <w:pPr>
-        <w:spacing w:before="160" w:after="80"/>
-      </w:pPr>
       <w:r>
         <w:rPr>
-          <w:rFonts w:ascii="Microsoft YaHei" w:hAnsi="Microsoft YaHei" w:eastAsia="Microsoft YaHei"/>
           <w:b/>
           <w:color w:val="1F3864"/>
-          <w:sz w:val="28"/>
+          <w:sz w:val="26"/>
         </w:rPr>
         <w:t>💬 第一轮分享（20 min）</w:t>
       </w:r>
@@ -2139,43 +2734,52 @@
       <w:r>
         <w:rPr>
           <w:b/>
-          <w:sz w:val="21"/>
         </w:rPr>
         <w:t>主持人引导</w:t>
       </w:r>
       <w:r>
         <w:rPr>
-          <w:sz w:val="21"/>
+          <w:b w:val="0"/>
         </w:rPr>
         <w:t>：</w:t>
       </w:r>
     </w:p>
     <w:p>
       <w:pPr>
-        <w:spacing w:before="40" w:after="80"/>
-        <w:ind w:left="283"/>
-        <w:shd w:val="clear" w:color="auto" w:fill="EEF2F8"/>
+        <w:ind w:left="170"/>
         <w:pBdr>
-          <w:left w:val="single" w:sz="20" w:space="6" w:color="1F3864"/>
+          <w:left w:val="single" w:sz="18" w:space="4" w:color="1F3864"/>
         </w:pBdr>
+        <w:shd w:val="clear" w:fill="F2F5FA"/>
       </w:pPr>
       <w:r>
         <w:rPr>
-          <w:sz w:val="20"/>
+          <w:b w:val="0"/>
         </w:rPr>
-        <w:t>请大家轮流分享：读到"五百二十八个方向""上至有顶天，下至无间狱"，你心里有什么感觉？会不会觉得心一下子"变大"了？ （主持人先分享，然后轮流。）</w:t>
+        <w:t>请大家轮流分享：读到"五百二十八个方向""上至有顶天，下至无间狱"，你心里有什么感觉？会不会觉得心一下子"变大"了？</w:t>
       </w:r>
     </w:p>
     <w:p>
       <w:pPr>
-        <w:spacing w:before="160" w:after="80"/>
+        <w:ind w:left="170"/>
+        <w:pBdr>
+          <w:left w:val="single" w:sz="18" w:space="4" w:color="1F3864"/>
+        </w:pBdr>
+        <w:shd w:val="clear" w:fill="F2F5FA"/>
       </w:pPr>
       <w:r>
         <w:rPr>
-          <w:rFonts w:ascii="Microsoft YaHei" w:hAnsi="Microsoft YaHei" w:eastAsia="Microsoft YaHei"/>
+          <w:b w:val="0"/>
+        </w:rPr>
+        <w:t>（主持人先分享，然后轮流。）</w:t>
+      </w:r>
+    </w:p>
+    <w:p>
+      <w:r>
+        <w:rPr>
           <w:b/>
           <w:color w:val="1F3864"/>
-          <w:sz w:val="28"/>
+          <w:sz w:val="26"/>
         </w:rPr>
         <w:t>🎯 主题讨论（35 min）</w:t>
       </w:r>
@@ -2184,13 +2788,12 @@
       <w:r>
         <w:rPr>
           <w:b/>
-          <w:sz w:val="21"/>
         </w:rPr>
         <w:t>主持人引导</w:t>
       </w:r>
       <w:r>
         <w:rPr>
-          <w:sz w:val="21"/>
+          <w:b w:val="0"/>
         </w:rPr>
         <w:t>：朗读问题，让大家讨论。不提供答案。</w:t>
       </w:r>
@@ -2199,221 +2802,207 @@
       <w:r>
         <w:rPr>
           <w:b/>
-          <w:sz w:val="21"/>
         </w:rPr>
         <w:t>讨论问题（按优先级）</w:t>
       </w:r>
       <w:r>
         <w:rPr>
-          <w:sz w:val="21"/>
+          <w:b w:val="0"/>
         </w:rPr>
         <w:t>：</w:t>
       </w:r>
     </w:p>
     <w:p>
       <w:pPr>
-        <w:ind w:left="340"/>
+        <w:pStyle w:val="ListBullet"/>
       </w:pPr>
       <w:r>
         <w:rPr>
-          <w:color w:val="1F3864"/>
-          <w:sz w:val="21"/>
-        </w:rPr>
-        <w:t xml:space="preserve">• </w:t>
-      </w:r>
-      <w:r>
-        <w:rPr>
-          <w:sz w:val="21"/>
+          <w:b w:val="0"/>
         </w:rPr>
         <w:t>问题①（★必答，时间不够时只讨论这个）</w:t>
       </w:r>
     </w:p>
     <w:p>
       <w:pPr>
-        <w:ind w:left="340"/>
+        <w:pStyle w:val="ListBullet"/>
       </w:pPr>
       <w:r>
         <w:rPr>
-          <w:color w:val="1F3864"/>
-          <w:sz w:val="21"/>
-        </w:rPr>
-        <w:t xml:space="preserve">• </w:t>
-      </w:r>
-      <w:r>
-        <w:rPr>
-          <w:sz w:val="21"/>
+          <w:b w:val="0"/>
         </w:rPr>
         <w:t>问题②（◈选答）</w:t>
       </w:r>
     </w:p>
     <w:p>
       <w:pPr>
-        <w:ind w:left="340"/>
+        <w:pStyle w:val="ListBullet"/>
       </w:pPr>
       <w:r>
         <w:rPr>
-          <w:color w:val="1F3864"/>
-          <w:sz w:val="21"/>
-        </w:rPr>
-        <w:t xml:space="preserve">• </w:t>
-      </w:r>
-      <w:r>
-        <w:rPr>
-          <w:sz w:val="21"/>
+          <w:b w:val="0"/>
         </w:rPr>
         <w:t>问题③（◈选答，时间富余或大家感兴趣时讨论）</w:t>
       </w:r>
     </w:p>
     <w:p>
       <w:pPr>
-        <w:ind w:left="340"/>
+        <w:pStyle w:val="ListNumber"/>
       </w:pPr>
       <w:r>
         <w:rPr>
-          <w:b/>
-          <w:sz w:val="21"/>
-        </w:rPr>
-        <w:t xml:space="preserve">1. </w:t>
-      </w:r>
-      <w:r>
-        <w:rPr>
-          <w:sz w:val="21"/>
+          <w:b w:val="0"/>
         </w:rPr>
         <w:t>【问题①★必答】想象一下：对你根本不认识的"一组人"（比如你公司的全体员工）散播慈爱，和对你讨厌的某个人散播慈爱，哪个更容易？为什么？</w:t>
       </w:r>
     </w:p>
     <w:p>
       <w:pPr>
-        <w:ind w:left="340"/>
+        <w:pStyle w:val="ListNumber"/>
       </w:pPr>
       <w:r>
         <w:rPr>
-          <w:b/>
-          <w:sz w:val="21"/>
-        </w:rPr>
-        <w:t xml:space="preserve">2. </w:t>
-      </w:r>
-      <w:r>
-        <w:rPr>
-          <w:sz w:val="21"/>
+          <w:b w:val="0"/>
         </w:rPr>
         <w:t>【问题②◈选答】《智慧之光》说"在还未破除界限时，以'愿一切有情……'的方式散播慈爱是不能证得慈心禅那的"——你觉得"破除界限"破的是什么？为什么没破界限就证不了禅那？</w:t>
       </w:r>
     </w:p>
     <w:p>
       <w:pPr>
-        <w:ind w:left="340"/>
+        <w:pStyle w:val="ListNumber"/>
       </w:pPr>
       <w:r>
         <w:rPr>
-          <w:b/>
-          <w:sz w:val="21"/>
-        </w:rPr>
-        <w:t xml:space="preserve">3. </w:t>
-      </w:r>
-      <w:r>
-        <w:rPr>
-          <w:sz w:val="21"/>
+          <w:b w:val="0"/>
         </w:rPr>
         <w:t>【问题③◈选答】528种遍满方式、十方世界、"上至有顶天，下至无间狱"——把所有众生都算进祝福对象，包括你讨厌的、害怕的、不认识的。你愿意吗？心里有没有一丝"不情愿"？</w:t>
       </w:r>
     </w:p>
     <w:p>
       <w:pPr>
-        <w:ind w:left="340"/>
+        <w:pStyle w:val="ListNumber"/>
       </w:pPr>
       <w:r>
         <w:rPr>
-          <w:b/>
-          <w:sz w:val="21"/>
-        </w:rPr>
-        <w:t xml:space="preserve">4. </w:t>
-      </w:r>
-      <w:r>
-        <w:rPr>
-          <w:sz w:val="21"/>
+          <w:b w:val="0"/>
         </w:rPr>
         <w:t>【问题④◈选答】慈心最高只能证到第三禅（因为祝福的心安住不了"舍"），你觉得这说明慈心这种修法的"性格"是什么样的？</w:t>
       </w:r>
     </w:p>
     <w:p>
       <w:pPr>
-        <w:spacing w:before="40" w:after="80"/>
-        <w:ind w:left="283"/>
-        <w:shd w:val="clear" w:color="auto" w:fill="EEF2F8"/>
+        <w:ind w:left="170"/>
         <w:pBdr>
-          <w:left w:val="single" w:sz="20" w:space="6" w:color="1F3864"/>
+          <w:left w:val="single" w:sz="18" w:space="4" w:color="1F3864"/>
         </w:pBdr>
+        <w:shd w:val="clear" w:fill="F2F5FA"/>
       </w:pPr>
       <w:r>
         <w:rPr>
           <w:b/>
-          <w:sz w:val="20"/>
         </w:rPr>
         <w:t>分层追问</w:t>
       </w:r>
       <w:r>
         <w:rPr>
-          <w:sz w:val="20"/>
+          <w:b w:val="0"/>
         </w:rPr>
-        <w:t>（可视时间取用，由浅入深）： - 【现象】把慈心送给「完全不认识的人」，你的第一反应是自然，还是别扭？ - 【影响】如果一个人的善意只给「自己人」，长期下去会怎样？ - 【应对】这周出门时，你可以选哪一个具体时刻（等电梯、排队），来练一练「经过即祝福」？</w:t>
+        <w:t>（可视时间取用，由浅入深）：</w:t>
       </w:r>
     </w:p>
     <w:p>
       <w:pPr>
-        <w:spacing w:before="160" w:after="80"/>
+        <w:ind w:left="170"/>
+        <w:pBdr>
+          <w:left w:val="single" w:sz="18" w:space="4" w:color="1F3864"/>
+        </w:pBdr>
+        <w:shd w:val="clear" w:fill="F2F5FA"/>
       </w:pPr>
       <w:r>
         <w:rPr>
-          <w:rFonts w:ascii="Microsoft YaHei" w:hAnsi="Microsoft YaHei" w:eastAsia="Microsoft YaHei"/>
+          <w:b w:val="0"/>
+        </w:rPr>
+        <w:t>- 【现象】把慈心送给「完全不认识的人」，你的第一反应是自然，还是别扭？</w:t>
+      </w:r>
+    </w:p>
+    <w:p>
+      <w:pPr>
+        <w:ind w:left="170"/>
+        <w:pBdr>
+          <w:left w:val="single" w:sz="18" w:space="4" w:color="1F3864"/>
+        </w:pBdr>
+        <w:shd w:val="clear" w:fill="F2F5FA"/>
+      </w:pPr>
+      <w:r>
+        <w:rPr>
+          <w:b w:val="0"/>
+        </w:rPr>
+        <w:t>- 【影响】如果一个人的善意只给「自己人」，长期下去会怎样？</w:t>
+      </w:r>
+    </w:p>
+    <w:p>
+      <w:pPr>
+        <w:ind w:left="170"/>
+        <w:pBdr>
+          <w:left w:val="single" w:sz="18" w:space="4" w:color="1F3864"/>
+        </w:pBdr>
+        <w:shd w:val="clear" w:fill="F2F5FA"/>
+      </w:pPr>
+      <w:r>
+        <w:rPr>
+          <w:b w:val="0"/>
+        </w:rPr>
+        <w:t>- 【应对】这周出门时，你可以选哪一个具体时刻（等电梯、排队），来练一练「经过即祝福」？</w:t>
+      </w:r>
+    </w:p>
+    <w:p>
+      <w:r>
+        <w:rPr>
           <w:b/>
           <w:color w:val="1F3864"/>
-          <w:sz w:val="28"/>
+          <w:sz w:val="26"/>
         </w:rPr>
         <w:t>🧘 慈心遍满练习（15 min）</w:t>
       </w:r>
     </w:p>
     <w:p>
       <w:pPr>
-        <w:spacing w:before="40" w:after="80"/>
-        <w:ind w:left="283"/>
-        <w:shd w:val="clear" w:color="auto" w:fill="EEF2F8"/>
+        <w:ind w:left="170"/>
         <w:pBdr>
-          <w:left w:val="single" w:sz="20" w:space="6" w:color="1F3864"/>
+          <w:left w:val="single" w:sz="18" w:space="4" w:color="1F3864"/>
         </w:pBdr>
+        <w:shd w:val="clear" w:fill="F2F5FA"/>
       </w:pPr>
       <w:r>
         <w:rPr>
-          <w:sz w:val="20"/>
+          <w:b w:val="0"/>
         </w:rPr>
         <w:t>⚠️ 主持人操作：照读引导词（改编自古源尊者开示与课件念诵文）。</w:t>
       </w:r>
     </w:p>
     <w:p>
       <w:pPr>
-        <w:spacing w:before="40" w:after="80"/>
-        <w:ind w:left="283"/>
-        <w:shd w:val="clear" w:color="auto" w:fill="EEF2F8"/>
+        <w:ind w:left="170"/>
         <w:pBdr>
-          <w:left w:val="single" w:sz="20" w:space="6" w:color="1F3864"/>
+          <w:left w:val="single" w:sz="18" w:space="4" w:color="1F3864"/>
         </w:pBdr>
+        <w:shd w:val="clear" w:fill="F2F5FA"/>
       </w:pPr>
       <w:r>
         <w:rPr>
-          <w:sz w:val="20"/>
+          <w:b w:val="0"/>
         </w:rPr>
         <w:t xml:space="preserve">⚠️ </w:t>
       </w:r>
       <w:r>
         <w:rPr>
           <w:b/>
-          <w:sz w:val="20"/>
         </w:rPr>
         <w:t>禅修禁忌提示</w:t>
       </w:r>
       <w:r>
         <w:rPr>
-          <w:sz w:val="20"/>
+          <w:b w:val="0"/>
         </w:rPr>
         <w:t>：若你正处在严重抑郁、焦虑、创伤后应激，或精神类疾病的发作／用药期，或正经历强烈的情绪危机，请先咨询医生或心理师，再决定是否练习；练习中若出现明显不适（如心悸、胸闷、情绪失控），请立即停止，睁开眼睛，把注意力放回呼吸与身体，必要时离场休息。</w:t>
       </w:r>
@@ -2422,169 +3011,182 @@
       <w:r>
         <w:rPr>
           <w:b/>
-          <w:sz w:val="21"/>
         </w:rPr>
         <w:t>引导词</w:t>
       </w:r>
       <w:r>
         <w:rPr>
-          <w:sz w:val="21"/>
+          <w:b w:val="0"/>
         </w:rPr>
         <w:t>：</w:t>
       </w:r>
     </w:p>
     <w:p>
       <w:pPr>
-        <w:spacing w:before="40" w:after="80"/>
-        <w:ind w:left="283"/>
-        <w:shd w:val="clear" w:color="auto" w:fill="EEF2F8"/>
+        <w:ind w:left="170"/>
         <w:pBdr>
-          <w:left w:val="single" w:sz="20" w:space="6" w:color="1F3864"/>
+          <w:left w:val="single" w:sz="18" w:space="4" w:color="1F3864"/>
         </w:pBdr>
+        <w:shd w:val="clear" w:fill="F2F5FA"/>
       </w:pPr>
       <w:r>
         <w:rPr>
-          <w:sz w:val="20"/>
+          <w:b w:val="0"/>
         </w:rPr>
         <w:t>闭上眼睛，先对自己散播慈爱：愿我快乐，愿我平安，愿我健康。（停顿）</w:t>
       </w:r>
     </w:p>
     <w:p>
       <w:pPr>
-        <w:spacing w:before="40" w:after="80"/>
-        <w:ind w:left="283"/>
-        <w:shd w:val="clear" w:color="auto" w:fill="EEF2F8"/>
+        <w:ind w:left="170"/>
         <w:pBdr>
-          <w:left w:val="single" w:sz="20" w:space="6" w:color="1F3864"/>
+          <w:left w:val="single" w:sz="18" w:space="4" w:color="1F3864"/>
         </w:pBdr>
+        <w:shd w:val="clear" w:fill="F2F5FA"/>
       </w:pPr>
       <w:r>
         <w:rPr>
-          <w:sz w:val="20"/>
+          <w:b w:val="0"/>
         </w:rPr>
         <w:t>现在，把心扩展到你的家人——愿我的家人远离危难，身体健康，内心愉悦，保有快乐。（停顿）</w:t>
       </w:r>
     </w:p>
     <w:p>
       <w:pPr>
-        <w:spacing w:before="40" w:after="80"/>
-        <w:ind w:left="283"/>
-        <w:shd w:val="clear" w:color="auto" w:fill="EEF2F8"/>
+        <w:ind w:left="170"/>
         <w:pBdr>
-          <w:left w:val="single" w:sz="20" w:space="6" w:color="1F3864"/>
+          <w:left w:val="single" w:sz="18" w:space="4" w:color="1F3864"/>
         </w:pBdr>
+        <w:shd w:val="clear" w:fill="F2F5FA"/>
       </w:pPr>
       <w:r>
         <w:rPr>
-          <w:sz w:val="20"/>
+          <w:b w:val="0"/>
         </w:rPr>
         <w:t>扩展到你的同事、朋友——愿我所有的同事、朋友，以及一切有缘的人，远离危难，身体健康，内心愉悦，保有快乐。（停顿）</w:t>
       </w:r>
     </w:p>
     <w:p>
       <w:pPr>
-        <w:spacing w:before="40" w:after="80"/>
-        <w:ind w:left="283"/>
-        <w:shd w:val="clear" w:color="auto" w:fill="EEF2F8"/>
+        <w:ind w:left="170"/>
         <w:pBdr>
-          <w:left w:val="single" w:sz="20" w:space="6" w:color="1F3864"/>
+          <w:left w:val="single" w:sz="18" w:space="4" w:color="1F3864"/>
         </w:pBdr>
+        <w:shd w:val="clear" w:fill="F2F5FA"/>
       </w:pPr>
       <w:r>
         <w:rPr>
-          <w:sz w:val="20"/>
+          <w:b w:val="0"/>
         </w:rPr>
-        <w:t>扩展到北方的一切众生——愿北方的一切众生，没有危难，身体健康，内心愉悦，保有快乐。 扩展到南方的一切众生——愿南方的一切众生……（停顿，可依次东西方、上下方）</w:t>
+        <w:t>扩展到北方的一切众生——愿北方的一切众生，没有危难，身体健康，内心愉悦，保有快乐。</w:t>
       </w:r>
     </w:p>
     <w:p>
       <w:pPr>
-        <w:spacing w:before="40" w:after="80"/>
-        <w:ind w:left="283"/>
-        <w:shd w:val="clear" w:color="auto" w:fill="EEF2F8"/>
+        <w:ind w:left="170"/>
         <w:pBdr>
-          <w:left w:val="single" w:sz="20" w:space="6" w:color="1F3864"/>
+          <w:left w:val="single" w:sz="18" w:space="4" w:color="1F3864"/>
         </w:pBdr>
+        <w:shd w:val="clear" w:fill="F2F5FA"/>
       </w:pPr>
       <w:r>
         <w:rPr>
-          <w:sz w:val="20"/>
+          <w:b w:val="0"/>
+        </w:rPr>
+        <w:t>扩展到南方的一切众生——愿南方的一切众生……（停顿，可依次东西方、上下方）</w:t>
+      </w:r>
+    </w:p>
+    <w:p>
+      <w:pPr>
+        <w:ind w:left="170"/>
+        <w:pBdr>
+          <w:left w:val="single" w:sz="18" w:space="4" w:color="1F3864"/>
+        </w:pBdr>
+        <w:shd w:val="clear" w:fill="F2F5FA"/>
+      </w:pPr>
+      <w:r>
+        <w:rPr>
+          <w:b w:val="0"/>
         </w:rPr>
         <w:t>扩展到十方的一切众生、一切女性、一切男性、一切圣者、一切非圣者、一切诸天、一切人类、一切堕苦处者——愿他们都没有危难，身体健康，内心愉悦，保有快乐。（停顿）</w:t>
       </w:r>
     </w:p>
     <w:p>
       <w:pPr>
-        <w:spacing w:before="40" w:after="80"/>
-        <w:ind w:left="283"/>
-        <w:shd w:val="clear" w:color="auto" w:fill="EEF2F8"/>
+        <w:ind w:left="170"/>
         <w:pBdr>
-          <w:left w:val="single" w:sz="20" w:space="6" w:color="1F3864"/>
+          <w:left w:val="single" w:sz="18" w:space="4" w:color="1F3864"/>
         </w:pBdr>
+        <w:shd w:val="clear" w:fill="F2F5FA"/>
       </w:pPr>
       <w:r>
         <w:rPr>
-          <w:sz w:val="20"/>
+          <w:b w:val="0"/>
         </w:rPr>
         <w:t>上至有顶天，下至无间狱——地上走的、水里游的、空中飞的一切有情，愿无瞋、无怨，无苦及无难。（停顿）</w:t>
       </w:r>
     </w:p>
     <w:p>
       <w:pPr>
-        <w:spacing w:before="40" w:after="80"/>
-        <w:ind w:left="283"/>
-        <w:shd w:val="clear" w:color="auto" w:fill="EEF2F8"/>
+        <w:ind w:left="170"/>
         <w:pBdr>
-          <w:left w:val="single" w:sz="20" w:space="6" w:color="1F3864"/>
+          <w:left w:val="single" w:sz="18" w:space="4" w:color="1F3864"/>
         </w:pBdr>
+        <w:shd w:val="clear" w:fill="F2F5FA"/>
       </w:pPr>
       <w:r>
         <w:rPr>
-          <w:sz w:val="20"/>
+          <w:b w:val="0"/>
         </w:rPr>
-        <w:t>最后回到呼吸。愿我快乐，愿一切众生快乐。 好，慢慢睁开眼睛。</w:t>
+        <w:t>最后回到呼吸。愿我快乐，愿一切众生快乐。</w:t>
       </w:r>
     </w:p>
     <w:p>
       <w:pPr>
-        <w:spacing w:before="160" w:after="80"/>
+        <w:ind w:left="170"/>
+        <w:pBdr>
+          <w:left w:val="single" w:sz="18" w:space="4" w:color="1F3864"/>
+        </w:pBdr>
+        <w:shd w:val="clear" w:fill="F2F5FA"/>
       </w:pPr>
       <w:r>
         <w:rPr>
-          <w:rFonts w:ascii="Microsoft YaHei" w:hAnsi="Microsoft YaHei" w:eastAsia="Microsoft YaHei"/>
+          <w:b w:val="0"/>
+        </w:rPr>
+        <w:t>好，慢慢睁开眼睛。</w:t>
+      </w:r>
+    </w:p>
+    <w:p>
+      <w:r>
+        <w:rPr>
           <w:b/>
           <w:color w:val="1F3864"/>
-          <w:sz w:val="28"/>
+          <w:sz w:val="26"/>
         </w:rPr>
         <w:t>📚 扩展内容包（时间富余时使用）</w:t>
       </w:r>
     </w:p>
     <w:p>
       <w:pPr>
-        <w:spacing w:before="40" w:after="80"/>
-        <w:ind w:left="283"/>
-        <w:shd w:val="clear" w:color="auto" w:fill="EEF2F8"/>
+        <w:ind w:left="170"/>
         <w:pBdr>
-          <w:left w:val="single" w:sz="20" w:space="6" w:color="1F3864"/>
+          <w:left w:val="single" w:sz="18" w:space="4" w:color="1F3864"/>
         </w:pBdr>
+        <w:shd w:val="clear" w:fill="F2F5FA"/>
       </w:pPr>
       <w:r>
         <w:rPr>
-          <w:sz w:val="20"/>
+          <w:b w:val="0"/>
         </w:rPr>
         <w:t>以下内容用于共读提前结束或讨论意犹未尽时，按需选用，不必全部完成。</w:t>
       </w:r>
     </w:p>
     <w:p>
-      <w:pPr>
-        <w:spacing w:before="120" w:after="80"/>
-      </w:pPr>
       <w:r>
         <w:rPr>
-          <w:rFonts w:ascii="Microsoft YaHei" w:hAnsi="Microsoft YaHei" w:eastAsia="Microsoft YaHei"/>
           <w:b/>
           <w:color w:val="1F3864"/>
-          <w:sz w:val="25"/>
+          <w:sz w:val="23"/>
         </w:rPr>
         <w:t>扩展一：补充原文段落</w:t>
       </w:r>
@@ -2593,130 +3195,102 @@
       <w:r>
         <w:rPr>
           <w:b/>
-          <w:sz w:val="21"/>
         </w:rPr>
         <w:t>段落1：进修遍满慈——从四十八种到五百二十八种</w:t>
       </w:r>
     </w:p>
     <w:p>
       <w:pPr>
-        <w:ind w:left="340"/>
-      </w:pPr>
-      <w:r>
-        <w:rPr>
-          <w:color w:val="1F3864"/>
-          <w:sz w:val="21"/>
-        </w:rPr>
-        <w:t xml:space="preserve">• </w:t>
-      </w:r>
+        <w:pStyle w:val="ListBullet"/>
+      </w:pPr>
       <w:r>
         <w:rPr>
           <w:b/>
-          <w:sz w:val="21"/>
         </w:rPr>
         <w:t>出处</w:t>
       </w:r>
       <w:r>
         <w:rPr>
-          <w:sz w:val="21"/>
+          <w:b w:val="0"/>
         </w:rPr>
         <w:t>：《原文全集》第一部分（第188讲 法念处·五盖（二））·四、进修遍满慈</w:t>
       </w:r>
     </w:p>
     <w:p>
       <w:pPr>
-        <w:ind w:left="340"/>
-      </w:pPr>
-      <w:r>
-        <w:rPr>
-          <w:color w:val="1F3864"/>
-          <w:sz w:val="21"/>
-        </w:rPr>
-        <w:t xml:space="preserve">• </w:t>
-      </w:r>
+        <w:pStyle w:val="ListBullet"/>
+      </w:pPr>
       <w:r>
         <w:rPr>
           <w:b/>
-          <w:sz w:val="21"/>
         </w:rPr>
         <w:t>media_id</w:t>
       </w:r>
       <w:r>
         <w:rPr>
-          <w:sz w:val="21"/>
+          <w:b w:val="0"/>
         </w:rPr>
-        <w:t>：`pdf_d0dd1c0cd17209afe241ece24bf6b7b4_8756345fd0a00413a8492cfe6029a60e7439961422831605`</w:t>
+        <w:t>：pdf_d0dd1c0cd17209afe241ece24bf6b7b4_8756345fd0a00413a8492cfe6029a60e7439961422831605</w:t>
       </w:r>
     </w:p>
     <w:p>
       <w:pPr>
-        <w:ind w:left="340"/>
-      </w:pPr>
-      <w:r>
-        <w:rPr>
-          <w:color w:val="1F3864"/>
-          <w:sz w:val="21"/>
-        </w:rPr>
-        <w:t xml:space="preserve">• </w:t>
-      </w:r>
+        <w:pStyle w:val="ListBullet"/>
+      </w:pPr>
       <w:r>
         <w:rPr>
           <w:b/>
-          <w:sz w:val="21"/>
         </w:rPr>
         <w:t>打开方式</w:t>
       </w:r>
       <w:r>
         <w:rPr>
-          <w:sz w:val="21"/>
+          <w:b w:val="0"/>
         </w:rPr>
         <w:t>：ima知识库搜索「第188讲 五盖」即可打开</w:t>
       </w:r>
     </w:p>
     <w:p>
       <w:pPr>
-        <w:spacing w:before="40" w:after="80"/>
-        <w:ind w:left="283"/>
-        <w:shd w:val="clear" w:color="auto" w:fill="EEF2F8"/>
+        <w:ind w:left="170"/>
         <w:pBdr>
-          <w:left w:val="single" w:sz="20" w:space="6" w:color="1F3864"/>
+          <w:left w:val="single" w:sz="18" w:space="4" w:color="1F3864"/>
         </w:pBdr>
+        <w:shd w:val="clear" w:fill="F2F5FA"/>
       </w:pPr>
       <w:r>
         <w:rPr>
-          <w:sz w:val="20"/>
+          <w:b w:val="0"/>
         </w:rPr>
         <w:t>破除了人际之间界限之后，进修慈心遍满。慈心遍满分两种：一种是不限定对像的慈心遍满，一种是有限定对像的慈心遍满。不限定对像的慈心遍满可以分为五种或二十种，而有限定对像的慈心遍满可以分为七种或二十八种。</w:t>
       </w:r>
     </w:p>
     <w:p>
       <w:pPr>
-        <w:spacing w:before="40" w:after="80"/>
-        <w:ind w:left="283"/>
-        <w:shd w:val="clear" w:color="auto" w:fill="EEF2F8"/>
+        <w:ind w:left="170"/>
         <w:pBdr>
-          <w:left w:val="single" w:sz="20" w:space="6" w:color="1F3864"/>
+          <w:left w:val="single" w:sz="18" w:space="4" w:color="1F3864"/>
         </w:pBdr>
+        <w:shd w:val="clear" w:fill="F2F5FA"/>
       </w:pPr>
       <w:r>
         <w:rPr>
-          <w:sz w:val="20"/>
+          <w:b w:val="0"/>
         </w:rPr>
         <w:t>开始修行不限定对像的慈心遍满时，应该先选定一个范围，比如一个寺院的范围，或者在家人选家的那栋楼附近范围，以慈心禅的光明照见该范围内的各种众生。然后以四种方式向他们散播慈爱："愿一切有情没有仇敌，没有内心的痛苦，没有身体的痛苦，拥有自己的快乐。"修到以每种方式都能够证得初、二、三禅……总共有二十种方式。</w:t>
       </w:r>
     </w:p>
     <w:p>
       <w:pPr>
-        <w:spacing w:before="40" w:after="80"/>
-        <w:ind w:left="283"/>
-        <w:shd w:val="clear" w:color="auto" w:fill="EEF2F8"/>
+        <w:ind w:left="170"/>
         <w:pBdr>
-          <w:left w:val="single" w:sz="20" w:space="6" w:color="1F3864"/>
+          <w:left w:val="single" w:sz="18" w:space="4" w:color="1F3864"/>
         </w:pBdr>
+        <w:shd w:val="clear" w:fill="F2F5FA"/>
       </w:pPr>
       <w:r>
         <w:rPr>
-          <w:sz w:val="20"/>
+          <w:b w:val="0"/>
         </w:rPr>
         <w:t>成功之后，可以将范围扩大到小区，或者寺院外边，再以四十八种方式来散播慈爱。成功后，再渐次地扩大范围到一个村庄、两个村庄、一个城镇、一个省市、一个国家、几个国家、东半球、西半球、整个太阳系、整个银河系、三十一界的生命类。……能够将慈爱扩散到无边世界以后，应该将慈爱扩散到十方，即依方向的遍满慈，这是指逐一地对十方无边世界的众生散播慈爱。……如此总共有四百八十个依方向的遍满慈，再加上前面提到的四十八个不依方向散播慈爱到无边世界的遍满慈，所以一共有五百二十八个散播遍满慈的方法。对于能重复地修习这五百二十八种遍满慈的禅修者，就能够很有效地镇伏瞋恚，而且能够获得慈心禅那的十一种利益。</w:t>
       </w:r>
@@ -2725,410 +3299,306 @@
       <w:r>
         <w:rPr>
           <w:b/>
-          <w:sz w:val="21"/>
         </w:rPr>
         <w:t>段落2：推己及人——自己希望快乐，众生同样希望快乐</w:t>
       </w:r>
     </w:p>
     <w:p>
       <w:pPr>
-        <w:ind w:left="340"/>
-      </w:pPr>
-      <w:r>
-        <w:rPr>
-          <w:color w:val="1F3864"/>
-          <w:sz w:val="21"/>
-        </w:rPr>
-        <w:t xml:space="preserve">• </w:t>
-      </w:r>
+        <w:pStyle w:val="ListBullet"/>
+      </w:pPr>
       <w:r>
         <w:rPr>
           <w:b/>
-          <w:sz w:val="21"/>
         </w:rPr>
         <w:t>出处</w:t>
       </w:r>
       <w:r>
         <w:rPr>
-          <w:sz w:val="21"/>
+          <w:b w:val="0"/>
         </w:rPr>
         <w:t>：《原文全集》第一部分（第188讲）·（四）如何修习慈心</w:t>
       </w:r>
     </w:p>
     <w:p>
       <w:pPr>
-        <w:ind w:left="340"/>
-      </w:pPr>
-      <w:r>
-        <w:rPr>
-          <w:color w:val="1F3864"/>
-          <w:sz w:val="21"/>
-        </w:rPr>
-        <w:t xml:space="preserve">• </w:t>
-      </w:r>
+        <w:pStyle w:val="ListBullet"/>
+      </w:pPr>
       <w:r>
         <w:rPr>
           <w:b/>
-          <w:sz w:val="21"/>
         </w:rPr>
         <w:t>media_id</w:t>
       </w:r>
       <w:r>
         <w:rPr>
-          <w:sz w:val="21"/>
+          <w:b w:val="0"/>
         </w:rPr>
-        <w:t>：`pdf_d0dd1c0cd17209afe241ece24bf6b7b4_8756345fd0a00413a8492cfe6029a60e7439961422831605`</w:t>
+        <w:t>：pdf_d0dd1c0cd17209afe241ece24bf6b7b4_8756345fd0a00413a8492cfe6029a60e7439961422831605</w:t>
       </w:r>
     </w:p>
     <w:p>
       <w:pPr>
-        <w:ind w:left="340"/>
-      </w:pPr>
-      <w:r>
-        <w:rPr>
-          <w:color w:val="1F3864"/>
-          <w:sz w:val="21"/>
-        </w:rPr>
-        <w:t xml:space="preserve">• </w:t>
-      </w:r>
+        <w:pStyle w:val="ListBullet"/>
+      </w:pPr>
       <w:r>
         <w:rPr>
           <w:b/>
-          <w:sz w:val="21"/>
         </w:rPr>
         <w:t>打开方式</w:t>
       </w:r>
       <w:r>
         <w:rPr>
-          <w:sz w:val="21"/>
+          <w:b w:val="0"/>
         </w:rPr>
         <w:t>：ima知识库搜索「第188讲 五盖」即可打开</w:t>
       </w:r>
     </w:p>
     <w:p>
       <w:pPr>
-        <w:spacing w:before="40" w:after="80"/>
-        <w:ind w:left="283"/>
-        <w:shd w:val="clear" w:color="auto" w:fill="EEF2F8"/>
+        <w:ind w:left="170"/>
         <w:pBdr>
-          <w:left w:val="single" w:sz="20" w:space="6" w:color="1F3864"/>
+          <w:left w:val="single" w:sz="18" w:space="4" w:color="1F3864"/>
         </w:pBdr>
+        <w:shd w:val="clear" w:fill="F2F5FA"/>
       </w:pPr>
       <w:r>
         <w:rPr>
-          <w:sz w:val="20"/>
+          <w:b w:val="0"/>
         </w:rPr>
         <w:t>对自己散播慈爱不能证得禅那，但是可以感受到对自己散播慈爱带来的愉悦。这样做，是为了能推己及人。愿自己没有怨敌，没有内心的痛苦，没有身体的痛苦，拥有自己的快乐，自己如此希望，并能感受到，就要推己及人。我们希望自己快乐，别人同样希望他们自己快乐。</w:t>
       </w:r>
     </w:p>
     <w:p>
-      <w:pPr>
-        <w:spacing w:before="120" w:after="80"/>
-      </w:pPr>
       <w:r>
         <w:rPr>
-          <w:rFonts w:ascii="Microsoft YaHei" w:hAnsi="Microsoft YaHei" w:eastAsia="Microsoft YaHei"/>
           <w:b/>
           <w:color w:val="1F3864"/>
-          <w:sz w:val="25"/>
+          <w:sz w:val="23"/>
         </w:rPr>
         <w:t>扩展二：深入讨论问题</w:t>
       </w:r>
     </w:p>
     <w:p>
       <w:pPr>
-        <w:ind w:left="340"/>
+        <w:pStyle w:val="ListNumber"/>
       </w:pPr>
       <w:r>
         <w:rPr>
-          <w:b/>
-          <w:sz w:val="21"/>
-        </w:rPr>
-        <w:t xml:space="preserve">1. </w:t>
-      </w:r>
-      <w:r>
-        <w:rPr>
-          <w:sz w:val="21"/>
+          <w:b w:val="0"/>
         </w:rPr>
         <w:t>从"对自己修慈心"到"对十方众生修慈心"，中间最难跨越的是哪一步？为什么？（可以让大家指一指自己在哪一步"卡住"了）</w:t>
       </w:r>
     </w:p>
     <w:p>
       <w:pPr>
-        <w:ind w:left="340"/>
+        <w:pStyle w:val="ListNumber"/>
       </w:pPr>
       <w:r>
         <w:rPr>
-          <w:b/>
-          <w:sz w:val="21"/>
-        </w:rPr>
-        <w:t xml:space="preserve">2. </w:t>
-      </w:r>
-      <w:r>
-        <w:rPr>
-          <w:sz w:val="21"/>
+          <w:b w:val="0"/>
         </w:rPr>
         <w:t>原文举了"动物保护者心疼老虎、却没想到被老虎吃掉的动物"的例子——你生活中有没有类似的"选择性慈悲"？比如只对可爱的人慈悲、只对自己人慈悲？</w:t>
       </w:r>
     </w:p>
     <w:p>
-      <w:pPr>
-        <w:spacing w:before="120" w:after="80"/>
-      </w:pPr>
       <w:r>
         <w:rPr>
-          <w:rFonts w:ascii="Microsoft YaHei" w:hAnsi="Microsoft YaHei" w:eastAsia="Microsoft YaHei"/>
           <w:b/>
           <w:color w:val="1F3864"/>
-          <w:sz w:val="25"/>
+          <w:sz w:val="23"/>
         </w:rPr>
         <w:t>扩展三：延伸小练习</w:t>
       </w:r>
     </w:p>
     <w:p>
       <w:pPr>
-        <w:ind w:left="340"/>
-      </w:pPr>
-      <w:r>
-        <w:rPr>
-          <w:color w:val="1F3864"/>
-          <w:sz w:val="21"/>
-        </w:rPr>
-        <w:t xml:space="preserve">• </w:t>
-      </w:r>
+        <w:pStyle w:val="ListBullet"/>
+      </w:pPr>
       <w:r>
         <w:rPr>
           <w:b/>
-          <w:sz w:val="21"/>
         </w:rPr>
         <w:t>"经过即祝福"练习（约5分钟）</w:t>
       </w:r>
       <w:r>
         <w:rPr>
-          <w:sz w:val="21"/>
+          <w:b w:val="0"/>
         </w:rPr>
         <w:t>：请大家想一个自己每天都会经过的地方（地铁站、菜市场、公司门口），在心里默默祝福那里出现的每一个人："愿你远离危难，愿你内心愉悦，愿你身体健康，愿你保有快乐。"——这是本周作业的现场版，可以让大家当场试一遍。</w:t>
       </w:r>
     </w:p>
     <w:p>
-      <w:pPr>
-        <w:spacing w:before="120" w:after="80"/>
-      </w:pPr>
       <w:r>
         <w:rPr>
-          <w:rFonts w:ascii="Microsoft YaHei" w:hAnsi="Microsoft YaHei" w:eastAsia="Microsoft YaHei"/>
           <w:b/>
           <w:color w:val="1F3864"/>
-          <w:sz w:val="25"/>
+          <w:sz w:val="23"/>
         </w:rPr>
         <w:t>扩展四：主持人备用素材</w:t>
       </w:r>
     </w:p>
     <w:p>
       <w:pPr>
-        <w:ind w:left="340"/>
-      </w:pPr>
-      <w:r>
-        <w:rPr>
-          <w:color w:val="1F3864"/>
-          <w:sz w:val="21"/>
-        </w:rPr>
-        <w:t xml:space="preserve">• </w:t>
-      </w:r>
+        <w:pStyle w:val="ListBullet"/>
+      </w:pPr>
       <w:r>
         <w:rPr>
           <w:b/>
-          <w:sz w:val="21"/>
         </w:rPr>
         <w:t>当成员觉得"五百二十八种遍满慈"遥不可及时（串联词，不是讲解）</w:t>
       </w:r>
       <w:r>
         <w:rPr>
-          <w:sz w:val="21"/>
+          <w:b w:val="0"/>
         </w:rPr>
         <w:t>：原文里其实讲得很朴实——从自己开始，一个范围一个范围地扩大：寺院、小区、村庄、城镇、省市、国家、东半球、西半球、太阳系、银河系……听起来很大，但起点就是当下对身边一个人生起祝福。我们今天已经开始了第一步。把"宏大"接回"当下"，让成员明白遍满慈不是遥不可及的理论，而是从眼前这一念祝福出发的。</w:t>
       </w:r>
     </w:p>
     <w:p>
-      <w:pPr>
-        <w:spacing w:before="160" w:after="80"/>
-      </w:pPr>
       <w:r>
         <w:rPr>
-          <w:rFonts w:ascii="Microsoft YaHei" w:hAnsi="Microsoft YaHei" w:eastAsia="Microsoft YaHei"/>
           <w:b/>
           <w:color w:val="1F3864"/>
-          <w:sz w:val="28"/>
+          <w:sz w:val="26"/>
         </w:rPr>
         <w:t>🔚 收尾与回向（15 min）</w:t>
       </w:r>
     </w:p>
     <w:p>
       <w:pPr>
-        <w:ind w:left="340"/>
+        <w:pStyle w:val="ListNumber"/>
       </w:pPr>
       <w:r>
         <w:rPr>
           <w:b/>
-          <w:sz w:val="21"/>
-        </w:rPr>
-        <w:t xml:space="preserve">1. </w:t>
-      </w:r>
-      <w:r>
-        <w:rPr>
-          <w:b/>
-          <w:sz w:val="21"/>
         </w:rPr>
         <w:t>每人一句话</w:t>
       </w:r>
       <w:r>
         <w:rPr>
-          <w:sz w:val="21"/>
+          <w:b w:val="0"/>
         </w:rPr>
         <w:t>：向"十方众生"散播慈爱时，你心里是什么感觉？有没有觉得心变大了？</w:t>
       </w:r>
     </w:p>
     <w:p>
       <w:pPr>
-        <w:ind w:left="340"/>
+        <w:pStyle w:val="ListNumber"/>
       </w:pPr>
       <w:r>
         <w:rPr>
           <w:b/>
-          <w:sz w:val="21"/>
-        </w:rPr>
-        <w:t xml:space="preserve">2. </w:t>
-      </w:r>
-      <w:r>
-        <w:rPr>
-          <w:b/>
-          <w:sz w:val="21"/>
         </w:rPr>
         <w:t>下周预告</w:t>
       </w:r>
       <w:r>
         <w:rPr>
-          <w:sz w:val="21"/>
+          <w:b w:val="0"/>
         </w:rPr>
         <w:t>：下周我们学习四无量心——慈、悲、喜、舍。</w:t>
       </w:r>
     </w:p>
     <w:p>
       <w:pPr>
-        <w:ind w:left="340"/>
+        <w:pStyle w:val="ListNumber"/>
       </w:pPr>
       <w:r>
         <w:rPr>
           <w:b/>
-          <w:sz w:val="21"/>
-        </w:rPr>
-        <w:t xml:space="preserve">3. </w:t>
-      </w:r>
-      <w:r>
-        <w:rPr>
-          <w:b/>
-          <w:sz w:val="21"/>
         </w:rPr>
         <w:t>本周作业</w:t>
       </w:r>
       <w:r>
         <w:rPr>
-          <w:sz w:val="21"/>
+          <w:b w:val="0"/>
         </w:rPr>
         <w:t>：选一个你每天经过的地方（如每天坐的地铁站、常去的菜市场），每次经过时在心里祝福那里的人。</w:t>
       </w:r>
     </w:p>
     <w:p>
       <w:pPr>
-        <w:ind w:left="340"/>
+        <w:pStyle w:val="ListNumber"/>
       </w:pPr>
       <w:r>
         <w:rPr>
           <w:b/>
-          <w:sz w:val="21"/>
-        </w:rPr>
-        <w:t xml:space="preserve">4. </w:t>
-      </w:r>
-      <w:r>
-        <w:rPr>
-          <w:b/>
-          <w:sz w:val="21"/>
         </w:rPr>
         <w:t>回向</w:t>
       </w:r>
       <w:r>
         <w:rPr>
-          <w:sz w:val="21"/>
+          <w:b w:val="0"/>
         </w:rPr>
         <w:t>（一起念）：</w:t>
       </w:r>
     </w:p>
     <w:p>
       <w:pPr>
-        <w:spacing w:before="40" w:after="80"/>
-        <w:ind w:left="283"/>
-        <w:shd w:val="clear" w:color="auto" w:fill="EEF2F8"/>
+        <w:ind w:left="170"/>
         <w:pBdr>
-          <w:left w:val="single" w:sz="20" w:space="6" w:color="1F3864"/>
+          <w:left w:val="single" w:sz="18" w:space="4" w:color="1F3864"/>
         </w:pBdr>
+        <w:shd w:val="clear" w:fill="F2F5FA"/>
       </w:pPr>
       <w:r>
         <w:rPr>
           <w:b/>
-          <w:sz w:val="20"/>
         </w:rPr>
         <w:t>愿我此功德，导向诸漏尽！</w:t>
       </w:r>
-      <w:r>
-        <w:rPr>
-          <w:sz w:val="20"/>
-        </w:rPr>
-        <w:t xml:space="preserve"> </w:t>
-      </w:r>
+    </w:p>
+    <w:p>
+      <w:pPr>
+        <w:ind w:left="170"/>
+        <w:pBdr>
+          <w:left w:val="single" w:sz="18" w:space="4" w:color="1F3864"/>
+        </w:pBdr>
+        <w:shd w:val="clear" w:fill="F2F5FA"/>
+      </w:pPr>
       <w:r>
         <w:rPr>
           <w:b/>
-          <w:sz w:val="20"/>
         </w:rPr>
         <w:t>愿我此功德，为证涅槃缘！</w:t>
       </w:r>
-      <w:r>
-        <w:rPr>
-          <w:sz w:val="20"/>
-        </w:rPr>
-        <w:t xml:space="preserve"> </w:t>
-      </w:r>
+    </w:p>
+    <w:p>
+      <w:pPr>
+        <w:ind w:left="170"/>
+        <w:pBdr>
+          <w:left w:val="single" w:sz="18" w:space="4" w:color="1F3864"/>
+        </w:pBdr>
+        <w:shd w:val="clear" w:fill="F2F5FA"/>
+      </w:pPr>
       <w:r>
         <w:rPr>
           <w:b/>
-          <w:sz w:val="20"/>
         </w:rPr>
         <w:t>我此功德分，回向诸有情！</w:t>
       </w:r>
-      <w:r>
-        <w:rPr>
-          <w:sz w:val="20"/>
-        </w:rPr>
-        <w:t xml:space="preserve"> </w:t>
-      </w:r>
+    </w:p>
+    <w:p>
+      <w:pPr>
+        <w:ind w:left="170"/>
+        <w:pBdr>
+          <w:left w:val="single" w:sz="18" w:space="4" w:color="1F3864"/>
+        </w:pBdr>
+        <w:shd w:val="clear" w:fill="F2F5FA"/>
+      </w:pPr>
       <w:r>
         <w:rPr>
           <w:b/>
-          <w:sz w:val="20"/>
         </w:rPr>
         <w:t>愿彼等一切，同得功德分！</w:t>
       </w:r>
     </w:p>
     <w:p>
-      <w:pPr>
-        <w:spacing w:before="160" w:after="80"/>
-      </w:pPr>
       <w:r>
         <w:rPr>
-          <w:rFonts w:ascii="Microsoft YaHei" w:hAnsi="Microsoft YaHei" w:eastAsia="Microsoft YaHei"/>
           <w:b/>
           <w:color w:val="1F3864"/>
-          <w:sz w:val="28"/>
+          <w:sz w:val="26"/>
         </w:rPr>
         <w:t>📚 延伸阅读（课后自由选读，均为文字版）</w:t>
       </w:r>
@@ -3137,7 +3607,6 @@
       <w:tblPr>
         <w:tblStyle w:val="TableGrid"/>
         <w:tblW w:type="auto" w:w="0"/>
-        <w:jc w:val="center"/>
         <w:tblLook w:firstColumn="1" w:firstRow="1" w:lastColumn="0" w:lastRow="0" w:noHBand="0" w:noVBand="1" w:val="04A0"/>
       </w:tblPr>
       <w:tblGrid>
@@ -3149,17 +3618,20 @@
         <w:tc>
           <w:tcPr>
             <w:tcW w:type="dxa" w:w="3213"/>
-            <w:shd w:val="clear" w:color="auto" w:fill="1F3864"/>
+            <w:shd w:val="clear" w:fill="1F3864"/>
           </w:tcPr>
           <w:p>
-            <w:pPr>
-              <w:spacing w:after="20"/>
-            </w:pPr>
             <w:r>
               <w:rPr>
-                <w:b/>
                 <w:color w:val="FFFFFF"/>
-                <w:sz w:val="19"/>
+                <w:sz w:val="18"/>
+              </w:rPr>
+            </w:r>
+            <w:r>
+              <w:rPr>
+                <w:b w:val="0"/>
+                <w:color w:val="FFFFFF"/>
+                <w:sz w:val="18"/>
               </w:rPr>
               <w:t>标题</w:t>
             </w:r>
@@ -3168,17 +3640,20 @@
         <w:tc>
           <w:tcPr>
             <w:tcW w:type="dxa" w:w="3213"/>
-            <w:shd w:val="clear" w:color="auto" w:fill="1F3864"/>
+            <w:shd w:val="clear" w:fill="1F3864"/>
           </w:tcPr>
           <w:p>
-            <w:pPr>
-              <w:spacing w:after="20"/>
-            </w:pPr>
             <w:r>
               <w:rPr>
-                <w:b/>
                 <w:color w:val="FFFFFF"/>
-                <w:sz w:val="19"/>
+                <w:sz w:val="18"/>
+              </w:rPr>
+            </w:r>
+            <w:r>
+              <w:rPr>
+                <w:b w:val="0"/>
+                <w:color w:val="FFFFFF"/>
+                <w:sz w:val="18"/>
               </w:rPr>
               <w:t>media_id</w:t>
             </w:r>
@@ -3187,17 +3662,20 @@
         <w:tc>
           <w:tcPr>
             <w:tcW w:type="dxa" w:w="3213"/>
-            <w:shd w:val="clear" w:color="auto" w:fill="1F3864"/>
+            <w:shd w:val="clear" w:fill="1F3864"/>
           </w:tcPr>
           <w:p>
-            <w:pPr>
-              <w:spacing w:after="20"/>
-            </w:pPr>
             <w:r>
               <w:rPr>
-                <w:b/>
                 <w:color w:val="FFFFFF"/>
-                <w:sz w:val="19"/>
+                <w:sz w:val="18"/>
+              </w:rPr>
+            </w:r>
+            <w:r>
+              <w:rPr>
+                <w:b w:val="0"/>
+                <w:color w:val="FFFFFF"/>
+                <w:sz w:val="18"/>
               </w:rPr>
               <w:t>打开方式</w:t>
             </w:r>
@@ -3210,12 +3688,15 @@
             <w:tcW w:type="dxa" w:w="3213"/>
           </w:tcPr>
           <w:p>
-            <w:pPr>
-              <w:spacing w:after="20"/>
-            </w:pPr>
             <w:r>
               <w:rPr>
-                <w:sz w:val="19"/>
+                <w:sz w:val="18"/>
+              </w:rPr>
+            </w:r>
+            <w:r>
+              <w:rPr>
+                <w:b w:val="0"/>
+                <w:sz w:val="18"/>
               </w:rPr>
               <w:t>第189讲 五盖3（docx文字版）</w:t>
             </w:r>
@@ -3226,14 +3707,17 @@
             <w:tcW w:type="dxa" w:w="3213"/>
           </w:tcPr>
           <w:p>
-            <w:pPr>
-              <w:spacing w:after="20"/>
-            </w:pPr>
             <w:r>
               <w:rPr>
-                <w:sz w:val="19"/>
+                <w:sz w:val="18"/>
               </w:rPr>
-              <w:t>`word_d0dd1c0cd17209afe241ece24bf6b7b4_d03b0c87881adbd141fd68f2dc9947ca7439961422831605`</w:t>
+            </w:r>
+            <w:r>
+              <w:rPr>
+                <w:b w:val="0"/>
+                <w:sz w:val="18"/>
+              </w:rPr>
+              <w:t>word_d0dd1c0cd17209afe241ece24bf6b7b4_d03b0c87881adbd141fd68f2dc9947ca7439961422831605</w:t>
             </w:r>
           </w:p>
         </w:tc>
@@ -3242,12 +3726,15 @@
             <w:tcW w:type="dxa" w:w="3213"/>
           </w:tcPr>
           <w:p>
-            <w:pPr>
-              <w:spacing w:after="20"/>
-            </w:pPr>
             <w:r>
               <w:rPr>
-                <w:sz w:val="19"/>
+                <w:sz w:val="18"/>
+              </w:rPr>
+            </w:r>
+            <w:r>
+              <w:rPr>
+                <w:b w:val="0"/>
+                <w:sz w:val="18"/>
               </w:rPr>
               <w:t>ima知识库搜索「189讲 五盖3」</w:t>
             </w:r>
@@ -3258,15 +3745,18 @@
         <w:tc>
           <w:tcPr>
             <w:tcW w:type="dxa" w:w="3213"/>
-            <w:shd w:val="clear" w:color="auto" w:fill="F2F2F2"/>
+            <w:shd w:val="clear" w:fill="F2F5FA"/>
           </w:tcPr>
           <w:p>
-            <w:pPr>
-              <w:spacing w:after="20"/>
-            </w:pPr>
             <w:r>
               <w:rPr>
-                <w:sz w:val="19"/>
+                <w:sz w:val="18"/>
+              </w:rPr>
+            </w:r>
+            <w:r>
+              <w:rPr>
+                <w:b w:val="0"/>
+                <w:sz w:val="18"/>
               </w:rPr>
               <w:t>天湖寺早晚课诵本（PDF，含慈爱散播念诵）</w:t>
             </w:r>
@@ -3275,32 +3765,38 @@
         <w:tc>
           <w:tcPr>
             <w:tcW w:type="dxa" w:w="3213"/>
-            <w:shd w:val="clear" w:color="auto" w:fill="F2F2F2"/>
+            <w:shd w:val="clear" w:fill="F2F5FA"/>
           </w:tcPr>
           <w:p>
-            <w:pPr>
-              <w:spacing w:after="20"/>
-            </w:pPr>
             <w:r>
               <w:rPr>
-                <w:sz w:val="19"/>
+                <w:sz w:val="18"/>
               </w:rPr>
-              <w:t>`pdf_d0dd1c0cd17209afe241ece24bf6b7b4_6f25861a789aee54d314c7169431cab57439961422831605`</w:t>
+            </w:r>
+            <w:r>
+              <w:rPr>
+                <w:b w:val="0"/>
+                <w:sz w:val="18"/>
+              </w:rPr>
+              <w:t>pdf_d0dd1c0cd17209afe241ece24bf6b7b4_6f25861a789aee54d314c7169431cab57439961422831605</w:t>
             </w:r>
           </w:p>
         </w:tc>
         <w:tc>
           <w:tcPr>
             <w:tcW w:type="dxa" w:w="3213"/>
-            <w:shd w:val="clear" w:color="auto" w:fill="F2F2F2"/>
+            <w:shd w:val="clear" w:fill="F2F5FA"/>
           </w:tcPr>
           <w:p>
-            <w:pPr>
-              <w:spacing w:after="20"/>
-            </w:pPr>
             <w:r>
               <w:rPr>
-                <w:sz w:val="19"/>
+                <w:sz w:val="18"/>
+              </w:rPr>
+            </w:r>
+            <w:r>
+              <w:rPr>
+                <w:b w:val="0"/>
+                <w:sz w:val="18"/>
               </w:rPr>
               <w:t>ima知识库搜索「天湖寺早晚课诵本」</w:t>
             </w:r>
@@ -3310,95 +3806,74 @@
     </w:tbl>
     <w:p>
       <w:pPr>
-        <w:spacing w:before="40" w:after="80"/>
-        <w:ind w:left="283"/>
-        <w:shd w:val="clear" w:color="auto" w:fill="EEF2F8"/>
+        <w:ind w:left="170"/>
         <w:pBdr>
-          <w:left w:val="single" w:sz="20" w:space="6" w:color="1F3864"/>
+          <w:left w:val="single" w:sz="18" w:space="4" w:color="1F3864"/>
         </w:pBdr>
+        <w:shd w:val="clear" w:fill="F2F5FA"/>
       </w:pPr>
       <w:r>
         <w:rPr>
-          <w:sz w:val="20"/>
+          <w:b w:val="0"/>
         </w:rPr>
         <w:t>📌 以上均为文字版资料 media_id（与《原文全集》附录资料清单一致）；完整原文文字已全部嵌入本文档上文「共读原文」部分，无需再去知识库查阅。</w:t>
       </w:r>
     </w:p>
     <w:p>
       <w:pPr>
-        <w:spacing w:before="40" w:after="80"/>
-        <w:ind w:left="283"/>
-        <w:shd w:val="clear" w:color="auto" w:fill="EEF2F8"/>
+        <w:ind w:left="170"/>
         <w:pBdr>
-          <w:left w:val="single" w:sz="20" w:space="6" w:color="1F3864"/>
+          <w:left w:val="single" w:sz="18" w:space="4" w:color="1F3864"/>
         </w:pBdr>
+        <w:shd w:val="clear" w:fill="F2F5FA"/>
       </w:pPr>
       <w:r>
         <w:rPr>
-          <w:sz w:val="20"/>
+          <w:b w:val="0"/>
         </w:rPr>
         <w:t xml:space="preserve">📚 </w:t>
       </w:r>
       <w:r>
         <w:rPr>
           <w:b/>
-          <w:sz w:val="20"/>
         </w:rPr>
         <w:t>下一份文档</w:t>
       </w:r>
       <w:r>
         <w:rPr>
-          <w:sz w:val="20"/>
+          <w:b w:val="0"/>
         </w:rPr>
-        <w:t>：`第6周_四无量心-慈悲喜舍.md`</w:t>
+        <w:t>：第6周_四无量心-慈悲喜舍.md</w:t>
       </w:r>
     </w:p>
     <w:p>
-      <w:pPr>
-        <w:spacing w:before="120" w:after="80"/>
-      </w:pPr>
       <w:r>
         <w:rPr>
-          <w:rFonts w:ascii="Microsoft YaHei" w:hAnsi="Microsoft YaHei" w:eastAsia="Microsoft YaHei"/>
           <w:b/>
           <w:color w:val="1F3864"/>
-          <w:sz w:val="25"/>
+          <w:sz w:val="23"/>
         </w:rPr>
         <w:t>本讲主持人特别提醒</w:t>
       </w:r>
     </w:p>
     <w:p>
       <w:pPr>
-        <w:ind w:left="340"/>
+        <w:pStyle w:val="ListBullet"/>
       </w:pPr>
       <w:r>
         <w:rPr>
-          <w:color w:val="1F3864"/>
-          <w:sz w:val="21"/>
-        </w:rPr>
-        <w:t xml:space="preserve">• </w:t>
-      </w:r>
-      <w:r>
-        <w:rPr>
-          <w:sz w:val="21"/>
+          <w:b w:val="0"/>
         </w:rPr>
         <w:t>如果参与者觉得"给陌生人祝福很傻"，请温和回应："先试试看，下周日分享感受。"不争辩、不纠正，把判断权交给实践。</w:t>
       </w:r>
     </w:p>
     <w:p>
       <w:pPr>
-        <w:ind w:left="340"/>
+        <w:pStyle w:val="ListBullet"/>
       </w:pPr>
       <w:r>
         <w:rPr>
-          <w:color w:val="1F3864"/>
-          <w:sz w:val="21"/>
-        </w:rPr>
-        <w:t xml:space="preserve">• </w:t>
-      </w:r>
-      <w:r>
-        <w:rPr>
-          <w:sz w:val="21"/>
+          <w:b w:val="0"/>
         </w:rPr>
         <w:t>扩展练习（如"经过即祝福"）可以现场就做，不必等回家——当场体验比解释更有说服力。</w:t>
       </w:r>
@@ -3422,7 +3897,11 @@
       <w:pStyle w:val="Footer"/>
       <w:jc w:val="center"/>
     </w:pPr>
-    <w:fldSimple w:instr="PAGE"/>
+    <w:r>
+      <w:fldChar w:fldCharType="begin"/>
+      <w:instrText xml:space="preserve">PAGE</w:instrText>
+      <w:fldChar w:fldCharType="end"/>
+    </w:r>
   </w:p>
 </w:ftr>
 </file>
@@ -3436,10 +3915,10 @@
     </w:pPr>
     <w:r>
       <w:rPr>
-        <w:color w:val="808080"/>
+        <w:color w:val="1F3864"/>
         <w:sz w:val="16"/>
       </w:rPr>
-      <w:t>读书会02·第5周·慈心的扩展-破除界限与十方遍满（含慈心禅那）（朗读优化版）</w:t>
+      <w:t>读书会02 · 第5周 · 朗读优化版（8周版） · 主持人版</w:t>
     </w:r>
   </w:p>
 </w:hdr>
@@ -3808,11 +4287,8 @@
     <w:name w:val="Normal"/>
     <w:qFormat/>
     <w:rsid w:val="00FC693F"/>
-    <w:pPr>
-      <w:spacing w:line="324" w:lineRule="auto" w:after="60"/>
-    </w:pPr>
     <w:rPr>
-      <w:rFonts w:ascii="Microsoft YaHei" w:hAnsi="Microsoft YaHei" w:eastAsia="Microsoft YaHei"/>
+      <w:rFonts w:ascii="等线" w:hAnsi="等线" w:eastAsia="宋体"/>
       <w:sz w:val="21"/>
     </w:rPr>
   </w:style>
